--- a/html_css/01_HTML_시작하기/01_HTML_시작하기_교안.docx
+++ b/html_css/01_HTML_시작하기/01_HTML_시작하기_교안.docx
@@ -2074,6 +2074,33 @@
             <w:r>
               <w:rPr>
                 <w:rFonts w:ascii="Consolas" w:cs="Consolas" w:eastAsia="맑은 고딕" w:hAnsi="Consolas"/>
+                <w:b w:val="false"/>
+                <w:bCs w:val="false"/>
+                <w:i/>
+                <w:iCs/>
+                <w:color w:val="6A9955"/>
+                <w:sz w:val="17"/>
+                <w:szCs w:val="17"/>
+              </w:rPr>
+              <w:t xml:space="preserve">&lt;!-- 이 문서는 HTML5 문서예요 (항상 맨 첫 줄) --&gt;</w:t>
+            </w:r>
+          </w:p>
+          <w:p>
+            <w:pPr>
+              <w:spacing w:after="0" w:line="252"/>
+            </w:pPr>
+            <w:r>
+              <w:rPr>
+                <w:rFonts w:ascii="Consolas" w:cs="Consolas" w:eastAsia="맑은 고딕" w:hAnsi="Consolas"/>
+                <w:color w:val="A0A0A0"/>
+                <w:sz w:val="17"/>
+                <w:szCs w:val="17"/>
+              </w:rPr>
+              <w:t xml:space="preserve"> 3  </w:t>
+            </w:r>
+            <w:r>
+              <w:rPr>
+                <w:rFonts w:ascii="Consolas" w:cs="Consolas" w:eastAsia="맑은 고딕" w:hAnsi="Consolas"/>
                 <w:b/>
                 <w:bCs/>
                 <w:i w:val="false"/>
@@ -2161,7 +2188,7 @@
                 <w:sz w:val="17"/>
                 <w:szCs w:val="17"/>
               </w:rPr>
-              <w:t xml:space="preserve"> 3  </w:t>
+              <w:t xml:space="preserve"> 4  </w:t>
             </w:r>
             <w:r>
               <w:rPr>
@@ -2201,7 +2228,7 @@
                 <w:sz w:val="17"/>
                 <w:szCs w:val="17"/>
               </w:rPr>
-              <w:t xml:space="preserve"> 4  </w:t>
+              <w:t xml:space="preserve"> 5  </w:t>
             </w:r>
             <w:r>
               <w:rPr>
@@ -2219,6 +2246,46 @@
             <w:r>
               <w:rPr>
                 <w:rFonts w:ascii="Consolas" w:cs="Consolas" w:eastAsia="맑은 고딕" w:hAnsi="Consolas"/>
+                <w:b w:val="false"/>
+                <w:bCs w:val="false"/>
+                <w:i/>
+                <w:iCs/>
+                <w:color w:val="6A9955"/>
+                <w:sz w:val="17"/>
+                <w:szCs w:val="17"/>
+              </w:rPr>
+              <w:t xml:space="preserve">&lt;!-- head: 화면에 보이지 않는 문서 정보 --&gt;</w:t>
+            </w:r>
+          </w:p>
+          <w:p>
+            <w:pPr>
+              <w:spacing w:after="0" w:line="252"/>
+            </w:pPr>
+            <w:r>
+              <w:rPr>
+                <w:rFonts w:ascii="Consolas" w:cs="Consolas" w:eastAsia="맑은 고딕" w:hAnsi="Consolas"/>
+                <w:color w:val="A0A0A0"/>
+                <w:sz w:val="17"/>
+                <w:szCs w:val="17"/>
+              </w:rPr>
+              <w:t xml:space="preserve"> 6  </w:t>
+            </w:r>
+            <w:r>
+              <w:rPr>
+                <w:rFonts w:ascii="Consolas" w:cs="Consolas" w:eastAsia="맑은 고딕" w:hAnsi="Consolas"/>
+                <w:b w:val="false"/>
+                <w:bCs w:val="false"/>
+                <w:i w:val="false"/>
+                <w:iCs w:val="false"/>
+                <w:color w:val="24292F"/>
+                <w:sz w:val="17"/>
+                <w:szCs w:val="17"/>
+              </w:rPr>
+              <w:t xml:space="preserve">  </w:t>
+            </w:r>
+            <w:r>
+              <w:rPr>
+                <w:rFonts w:ascii="Consolas" w:cs="Consolas" w:eastAsia="맑은 고딕" w:hAnsi="Consolas"/>
                 <w:b/>
                 <w:bCs/>
                 <w:i w:val="false"/>
@@ -2306,7 +2373,7 @@
                 <w:sz w:val="17"/>
                 <w:szCs w:val="17"/>
               </w:rPr>
-              <w:t xml:space="preserve"> 5  </w:t>
+              <w:t xml:space="preserve"> 7  </w:t>
             </w:r>
             <w:r>
               <w:rPr>
@@ -2463,7 +2530,7 @@
                 <w:sz w:val="17"/>
                 <w:szCs w:val="17"/>
               </w:rPr>
-              <w:t xml:space="preserve"> 6  </w:t>
+              <w:t xml:space="preserve"> 8  </w:t>
             </w:r>
             <w:r>
               <w:rPr>
@@ -2555,7 +2622,7 @@
                 <w:sz w:val="17"/>
                 <w:szCs w:val="17"/>
               </w:rPr>
-              <w:t xml:space="preserve"> 7  </w:t>
+              <w:t xml:space="preserve"> 9  </w:t>
             </w:r>
             <w:r>
               <w:rPr>
@@ -2595,7 +2662,7 @@
                 <w:sz w:val="17"/>
                 <w:szCs w:val="17"/>
               </w:rPr>
-              <w:t xml:space="preserve"> 8  </w:t>
+              <w:t xml:space="preserve">10  </w:t>
             </w:r>
             <w:r>
               <w:rPr>
@@ -2635,7 +2702,7 @@
                 <w:sz w:val="17"/>
                 <w:szCs w:val="17"/>
               </w:rPr>
-              <w:t xml:space="preserve"> 9  </w:t>
+              <w:t xml:space="preserve">11  </w:t>
             </w:r>
             <w:r>
               <w:rPr>
@@ -2653,6 +2720,86 @@
             <w:r>
               <w:rPr>
                 <w:rFonts w:ascii="Consolas" w:cs="Consolas" w:eastAsia="맑은 고딕" w:hAnsi="Consolas"/>
+                <w:b w:val="false"/>
+                <w:bCs w:val="false"/>
+                <w:i/>
+                <w:iCs/>
+                <w:color w:val="6A9955"/>
+                <w:sz w:val="17"/>
+                <w:szCs w:val="17"/>
+              </w:rPr>
+              <w:t xml:space="preserve">&lt;!-- body: 화면에 보이는 내용 --&gt;</w:t>
+            </w:r>
+          </w:p>
+          <w:p>
+            <w:pPr>
+              <w:spacing w:after="0" w:line="252"/>
+            </w:pPr>
+            <w:r>
+              <w:rPr>
+                <w:rFonts w:ascii="Consolas" w:cs="Consolas" w:eastAsia="맑은 고딕" w:hAnsi="Consolas"/>
+                <w:color w:val="A0A0A0"/>
+                <w:sz w:val="17"/>
+                <w:szCs w:val="17"/>
+              </w:rPr>
+              <w:t xml:space="preserve">12  </w:t>
+            </w:r>
+            <w:r>
+              <w:rPr>
+                <w:rFonts w:ascii="Consolas" w:cs="Consolas" w:eastAsia="맑은 고딕" w:hAnsi="Consolas"/>
+                <w:b w:val="false"/>
+                <w:bCs w:val="false"/>
+                <w:i w:val="false"/>
+                <w:iCs w:val="false"/>
+                <w:color w:val="24292F"/>
+                <w:sz w:val="17"/>
+                <w:szCs w:val="17"/>
+              </w:rPr>
+              <w:t xml:space="preserve">  </w:t>
+            </w:r>
+            <w:r>
+              <w:rPr>
+                <w:rFonts w:ascii="Consolas" w:cs="Consolas" w:eastAsia="맑은 고딕" w:hAnsi="Consolas"/>
+                <w:b w:val="false"/>
+                <w:bCs w:val="false"/>
+                <w:i/>
+                <w:iCs/>
+                <w:color w:val="6A9955"/>
+                <w:sz w:val="17"/>
+                <w:szCs w:val="17"/>
+              </w:rPr>
+              <w:t xml:space="preserve">&lt;!-- h1: 이 페이지에서 가장 큰(가장 중요한) 제목 --&gt;</w:t>
+            </w:r>
+          </w:p>
+          <w:p>
+            <w:pPr>
+              <w:spacing w:after="0" w:line="252"/>
+            </w:pPr>
+            <w:r>
+              <w:rPr>
+                <w:rFonts w:ascii="Consolas" w:cs="Consolas" w:eastAsia="맑은 고딕" w:hAnsi="Consolas"/>
+                <w:color w:val="A0A0A0"/>
+                <w:sz w:val="17"/>
+                <w:szCs w:val="17"/>
+              </w:rPr>
+              <w:t xml:space="preserve">13  </w:t>
+            </w:r>
+            <w:r>
+              <w:rPr>
+                <w:rFonts w:ascii="Consolas" w:cs="Consolas" w:eastAsia="맑은 고딕" w:hAnsi="Consolas"/>
+                <w:b w:val="false"/>
+                <w:bCs w:val="false"/>
+                <w:i w:val="false"/>
+                <w:iCs w:val="false"/>
+                <w:color w:val="24292F"/>
+                <w:sz w:val="17"/>
+                <w:szCs w:val="17"/>
+              </w:rPr>
+              <w:t xml:space="preserve">  </w:t>
+            </w:r>
+            <w:r>
+              <w:rPr>
+                <w:rFonts w:ascii="Consolas" w:cs="Consolas" w:eastAsia="맑은 고딕" w:hAnsi="Consolas"/>
                 <w:b/>
                 <w:bCs/>
                 <w:i w:val="false"/>
@@ -2727,7 +2874,7 @@
                 <w:sz w:val="17"/>
                 <w:szCs w:val="17"/>
               </w:rPr>
-              <w:t xml:space="preserve">10  </w:t>
+              <w:t xml:space="preserve">14  </w:t>
             </w:r>
             <w:r>
               <w:rPr>
@@ -2745,6 +2892,46 @@
             <w:r>
               <w:rPr>
                 <w:rFonts w:ascii="Consolas" w:cs="Consolas" w:eastAsia="맑은 고딕" w:hAnsi="Consolas"/>
+                <w:b w:val="false"/>
+                <w:bCs w:val="false"/>
+                <w:i/>
+                <w:iCs/>
+                <w:color w:val="6A9955"/>
+                <w:sz w:val="17"/>
+                <w:szCs w:val="17"/>
+              </w:rPr>
+              <w:t xml:space="preserve">&lt;!-- p: 문단 하나 --&gt;</w:t>
+            </w:r>
+          </w:p>
+          <w:p>
+            <w:pPr>
+              <w:spacing w:after="0" w:line="252"/>
+            </w:pPr>
+            <w:r>
+              <w:rPr>
+                <w:rFonts w:ascii="Consolas" w:cs="Consolas" w:eastAsia="맑은 고딕" w:hAnsi="Consolas"/>
+                <w:color w:val="A0A0A0"/>
+                <w:sz w:val="17"/>
+                <w:szCs w:val="17"/>
+              </w:rPr>
+              <w:t xml:space="preserve">15  </w:t>
+            </w:r>
+            <w:r>
+              <w:rPr>
+                <w:rFonts w:ascii="Consolas" w:cs="Consolas" w:eastAsia="맑은 고딕" w:hAnsi="Consolas"/>
+                <w:b w:val="false"/>
+                <w:bCs w:val="false"/>
+                <w:i w:val="false"/>
+                <w:iCs w:val="false"/>
+                <w:color w:val="24292F"/>
+                <w:sz w:val="17"/>
+                <w:szCs w:val="17"/>
+              </w:rPr>
+              <w:t xml:space="preserve">  </w:t>
+            </w:r>
+            <w:r>
+              <w:rPr>
+                <w:rFonts w:ascii="Consolas" w:cs="Consolas" w:eastAsia="맑은 고딕" w:hAnsi="Consolas"/>
                 <w:b/>
                 <w:bCs/>
                 <w:i w:val="false"/>
@@ -2819,7 +3006,7 @@
                 <w:sz w:val="17"/>
                 <w:szCs w:val="17"/>
               </w:rPr>
-              <w:t xml:space="preserve">11  </w:t>
+              <w:t xml:space="preserve">16  </w:t>
             </w:r>
             <w:r>
               <w:rPr>
@@ -2859,7 +3046,7 @@
                 <w:sz w:val="17"/>
                 <w:szCs w:val="17"/>
               </w:rPr>
-              <w:t xml:space="preserve">12  </w:t>
+              <w:t xml:space="preserve">17  </w:t>
             </w:r>
             <w:r>
               <w:rPr>
@@ -3182,7 +3369,7 @@
                 <w:sz w:val="19"/>
                 <w:szCs w:val="19"/>
               </w:rPr>
-              <w:t xml:space="preserve">2</w:t>
+              <w:t xml:space="preserve">3</w:t>
             </w:r>
           </w:p>
         </w:tc>
@@ -3301,7 +3488,7 @@
                 <w:sz w:val="19"/>
                 <w:szCs w:val="19"/>
               </w:rPr>
-              <w:t xml:space="preserve">3</w:t>
+              <w:t xml:space="preserve">4</w:t>
             </w:r>
           </w:p>
         </w:tc>
@@ -3412,7 +3599,7 @@
                 <w:sz w:val="19"/>
                 <w:szCs w:val="19"/>
               </w:rPr>
-              <w:t xml:space="preserve">4</w:t>
+              <w:t xml:space="preserve">6</w:t>
             </w:r>
           </w:p>
         </w:tc>
@@ -3514,7 +3701,7 @@
                 <w:sz w:val="19"/>
                 <w:szCs w:val="19"/>
               </w:rPr>
-              <w:t xml:space="preserve">5</w:t>
+              <w:t xml:space="preserve">7</w:t>
             </w:r>
           </w:p>
         </w:tc>
@@ -3616,7 +3803,7 @@
                 <w:sz w:val="19"/>
                 <w:szCs w:val="19"/>
               </w:rPr>
-              <w:t xml:space="preserve">6</w:t>
+              <w:t xml:space="preserve">8</w:t>
             </w:r>
           </w:p>
         </w:tc>
@@ -3734,7 +3921,7 @@
                 <w:sz w:val="19"/>
                 <w:szCs w:val="19"/>
               </w:rPr>
-              <w:t xml:space="preserve">8</w:t>
+              <w:t xml:space="preserve">10</w:t>
             </w:r>
           </w:p>
         </w:tc>
@@ -3852,7 +4039,7 @@
                 <w:sz w:val="19"/>
                 <w:szCs w:val="19"/>
               </w:rPr>
-              <w:t xml:space="preserve">9</w:t>
+              <w:t xml:space="preserve">13</w:t>
             </w:r>
           </w:p>
         </w:tc>
@@ -3954,7 +4141,7 @@
                 <w:sz w:val="19"/>
                 <w:szCs w:val="19"/>
               </w:rPr>
-              <w:t xml:space="preserve">10</w:t>
+              <w:t xml:space="preserve">15</w:t>
             </w:r>
           </w:p>
         </w:tc>
@@ -5530,6 +5717,33 @@
             <w:r>
               <w:rPr>
                 <w:rFonts w:ascii="Consolas" w:cs="Consolas" w:eastAsia="맑은 고딕" w:hAnsi="Consolas"/>
+                <w:b w:val="false"/>
+                <w:bCs w:val="false"/>
+                <w:i/>
+                <w:iCs/>
+                <w:color w:val="6A9955"/>
+                <w:sz w:val="17"/>
+                <w:szCs w:val="17"/>
+              </w:rPr>
+              <w:t xml:space="preserve">&lt;!-- 이 문서는 HTML5 문서예요 (항상 맨 첫 줄) --&gt;</w:t>
+            </w:r>
+          </w:p>
+          <w:p>
+            <w:pPr>
+              <w:spacing w:after="0" w:line="252"/>
+            </w:pPr>
+            <w:r>
+              <w:rPr>
+                <w:rFonts w:ascii="Consolas" w:cs="Consolas" w:eastAsia="맑은 고딕" w:hAnsi="Consolas"/>
+                <w:color w:val="A0A0A0"/>
+                <w:sz w:val="17"/>
+                <w:szCs w:val="17"/>
+              </w:rPr>
+              <w:t xml:space="preserve"> 3  </w:t>
+            </w:r>
+            <w:r>
+              <w:rPr>
+                <w:rFonts w:ascii="Consolas" w:cs="Consolas" w:eastAsia="맑은 고딕" w:hAnsi="Consolas"/>
                 <w:b/>
                 <w:bCs/>
                 <w:i w:val="false"/>
@@ -5617,7 +5831,7 @@
                 <w:sz w:val="17"/>
                 <w:szCs w:val="17"/>
               </w:rPr>
-              <w:t xml:space="preserve"> 3  </w:t>
+              <w:t xml:space="preserve"> 4  </w:t>
             </w:r>
             <w:r>
               <w:rPr>
@@ -5657,7 +5871,7 @@
                 <w:sz w:val="17"/>
                 <w:szCs w:val="17"/>
               </w:rPr>
-              <w:t xml:space="preserve"> 4  </w:t>
+              <w:t xml:space="preserve"> 5  </w:t>
             </w:r>
             <w:r>
               <w:rPr>
@@ -5675,6 +5889,46 @@
             <w:r>
               <w:rPr>
                 <w:rFonts w:ascii="Consolas" w:cs="Consolas" w:eastAsia="맑은 고딕" w:hAnsi="Consolas"/>
+                <w:b w:val="false"/>
+                <w:bCs w:val="false"/>
+                <w:i/>
+                <w:iCs/>
+                <w:color w:val="6A9955"/>
+                <w:sz w:val="17"/>
+                <w:szCs w:val="17"/>
+              </w:rPr>
+              <w:t xml:space="preserve">&lt;!-- head: 화면에 보이지 않는 문서 정보 --&gt;</w:t>
+            </w:r>
+          </w:p>
+          <w:p>
+            <w:pPr>
+              <w:spacing w:after="0" w:line="252"/>
+            </w:pPr>
+            <w:r>
+              <w:rPr>
+                <w:rFonts w:ascii="Consolas" w:cs="Consolas" w:eastAsia="맑은 고딕" w:hAnsi="Consolas"/>
+                <w:color w:val="A0A0A0"/>
+                <w:sz w:val="17"/>
+                <w:szCs w:val="17"/>
+              </w:rPr>
+              <w:t xml:space="preserve"> 6  </w:t>
+            </w:r>
+            <w:r>
+              <w:rPr>
+                <w:rFonts w:ascii="Consolas" w:cs="Consolas" w:eastAsia="맑은 고딕" w:hAnsi="Consolas"/>
+                <w:b w:val="false"/>
+                <w:bCs w:val="false"/>
+                <w:i w:val="false"/>
+                <w:iCs w:val="false"/>
+                <w:color w:val="24292F"/>
+                <w:sz w:val="17"/>
+                <w:szCs w:val="17"/>
+              </w:rPr>
+              <w:t xml:space="preserve">  </w:t>
+            </w:r>
+            <w:r>
+              <w:rPr>
+                <w:rFonts w:ascii="Consolas" w:cs="Consolas" w:eastAsia="맑은 고딕" w:hAnsi="Consolas"/>
                 <w:b/>
                 <w:bCs/>
                 <w:i w:val="false"/>
@@ -5762,7 +6016,7 @@
                 <w:sz w:val="17"/>
                 <w:szCs w:val="17"/>
               </w:rPr>
-              <w:t xml:space="preserve"> 5  </w:t>
+              <w:t xml:space="preserve"> 7  </w:t>
             </w:r>
             <w:r>
               <w:rPr>
@@ -5919,7 +6173,7 @@
                 <w:sz w:val="17"/>
                 <w:szCs w:val="17"/>
               </w:rPr>
-              <w:t xml:space="preserve"> 6  </w:t>
+              <w:t xml:space="preserve"> 8  </w:t>
             </w:r>
             <w:r>
               <w:rPr>
@@ -6011,7 +6265,7 @@
                 <w:sz w:val="17"/>
                 <w:szCs w:val="17"/>
               </w:rPr>
-              <w:t xml:space="preserve"> 7  </w:t>
+              <w:t xml:space="preserve"> 9  </w:t>
             </w:r>
             <w:r>
               <w:rPr>
@@ -6051,7 +6305,7 @@
                 <w:sz w:val="17"/>
                 <w:szCs w:val="17"/>
               </w:rPr>
-              <w:t xml:space="preserve"> 8  </w:t>
+              <w:t xml:space="preserve">10  </w:t>
             </w:r>
             <w:r>
               <w:rPr>
@@ -6091,7 +6345,7 @@
                 <w:sz w:val="17"/>
                 <w:szCs w:val="17"/>
               </w:rPr>
-              <w:t xml:space="preserve"> 9  </w:t>
+              <w:t xml:space="preserve">11  </w:t>
             </w:r>
             <w:r>
               <w:rPr>
@@ -6109,6 +6363,86 @@
             <w:r>
               <w:rPr>
                 <w:rFonts w:ascii="Consolas" w:cs="Consolas" w:eastAsia="맑은 고딕" w:hAnsi="Consolas"/>
+                <w:b w:val="false"/>
+                <w:bCs w:val="false"/>
+                <w:i/>
+                <w:iCs/>
+                <w:color w:val="6A9955"/>
+                <w:sz w:val="17"/>
+                <w:szCs w:val="17"/>
+              </w:rPr>
+              <w:t xml:space="preserve">&lt;!-- body: 화면에 보이는 내용 --&gt;</w:t>
+            </w:r>
+          </w:p>
+          <w:p>
+            <w:pPr>
+              <w:spacing w:after="0" w:line="252"/>
+            </w:pPr>
+            <w:r>
+              <w:rPr>
+                <w:rFonts w:ascii="Consolas" w:cs="Consolas" w:eastAsia="맑은 고딕" w:hAnsi="Consolas"/>
+                <w:color w:val="A0A0A0"/>
+                <w:sz w:val="17"/>
+                <w:szCs w:val="17"/>
+              </w:rPr>
+              <w:t xml:space="preserve">12  </w:t>
+            </w:r>
+            <w:r>
+              <w:rPr>
+                <w:rFonts w:ascii="Consolas" w:cs="Consolas" w:eastAsia="맑은 고딕" w:hAnsi="Consolas"/>
+                <w:b w:val="false"/>
+                <w:bCs w:val="false"/>
+                <w:i w:val="false"/>
+                <w:iCs w:val="false"/>
+                <w:color w:val="24292F"/>
+                <w:sz w:val="17"/>
+                <w:szCs w:val="17"/>
+              </w:rPr>
+              <w:t xml:space="preserve">  </w:t>
+            </w:r>
+            <w:r>
+              <w:rPr>
+                <w:rFonts w:ascii="Consolas" w:cs="Consolas" w:eastAsia="맑은 고딕" w:hAnsi="Consolas"/>
+                <w:b w:val="false"/>
+                <w:bCs w:val="false"/>
+                <w:i/>
+                <w:iCs/>
+                <w:color w:val="6A9955"/>
+                <w:sz w:val="17"/>
+                <w:szCs w:val="17"/>
+              </w:rPr>
+              <w:t xml:space="preserve">&lt;!-- h1: 페이지 전체 제목 (보통 한 페이지에 하나) --&gt;</w:t>
+            </w:r>
+          </w:p>
+          <w:p>
+            <w:pPr>
+              <w:spacing w:after="0" w:line="252"/>
+            </w:pPr>
+            <w:r>
+              <w:rPr>
+                <w:rFonts w:ascii="Consolas" w:cs="Consolas" w:eastAsia="맑은 고딕" w:hAnsi="Consolas"/>
+                <w:color w:val="A0A0A0"/>
+                <w:sz w:val="17"/>
+                <w:szCs w:val="17"/>
+              </w:rPr>
+              <w:t xml:space="preserve">13  </w:t>
+            </w:r>
+            <w:r>
+              <w:rPr>
+                <w:rFonts w:ascii="Consolas" w:cs="Consolas" w:eastAsia="맑은 고딕" w:hAnsi="Consolas"/>
+                <w:b w:val="false"/>
+                <w:bCs w:val="false"/>
+                <w:i w:val="false"/>
+                <w:iCs w:val="false"/>
+                <w:color w:val="24292F"/>
+                <w:sz w:val="17"/>
+                <w:szCs w:val="17"/>
+              </w:rPr>
+              <w:t xml:space="preserve">  </w:t>
+            </w:r>
+            <w:r>
+              <w:rPr>
+                <w:rFonts w:ascii="Consolas" w:cs="Consolas" w:eastAsia="맑은 고딕" w:hAnsi="Consolas"/>
                 <w:b/>
                 <w:bCs/>
                 <w:i w:val="false"/>
@@ -6183,7 +6517,7 @@
                 <w:sz w:val="17"/>
                 <w:szCs w:val="17"/>
               </w:rPr>
-              <w:t xml:space="preserve">10  </w:t>
+              <w:t xml:space="preserve">14  </w:t>
             </w:r>
             <w:r>
               <w:rPr>
@@ -6201,6 +6535,46 @@
             <w:r>
               <w:rPr>
                 <w:rFonts w:ascii="Consolas" w:cs="Consolas" w:eastAsia="맑은 고딕" w:hAnsi="Consolas"/>
+                <w:b w:val="false"/>
+                <w:bCs w:val="false"/>
+                <w:i/>
+                <w:iCs/>
+                <w:color w:val="6A9955"/>
+                <w:sz w:val="17"/>
+                <w:szCs w:val="17"/>
+              </w:rPr>
+              <w:t xml:space="preserve">&lt;!-- h2: 큰 단원 제목 / strong: 중요한 말, em: 강조해서 읽는 말 --&gt;</w:t>
+            </w:r>
+          </w:p>
+          <w:p>
+            <w:pPr>
+              <w:spacing w:after="0" w:line="252"/>
+            </w:pPr>
+            <w:r>
+              <w:rPr>
+                <w:rFonts w:ascii="Consolas" w:cs="Consolas" w:eastAsia="맑은 고딕" w:hAnsi="Consolas"/>
+                <w:color w:val="A0A0A0"/>
+                <w:sz w:val="17"/>
+                <w:szCs w:val="17"/>
+              </w:rPr>
+              <w:t xml:space="preserve">15  </w:t>
+            </w:r>
+            <w:r>
+              <w:rPr>
+                <w:rFonts w:ascii="Consolas" w:cs="Consolas" w:eastAsia="맑은 고딕" w:hAnsi="Consolas"/>
+                <w:b w:val="false"/>
+                <w:bCs w:val="false"/>
+                <w:i w:val="false"/>
+                <w:iCs w:val="false"/>
+                <w:color w:val="24292F"/>
+                <w:sz w:val="17"/>
+                <w:szCs w:val="17"/>
+              </w:rPr>
+              <w:t xml:space="preserve">  </w:t>
+            </w:r>
+            <w:r>
+              <w:rPr>
+                <w:rFonts w:ascii="Consolas" w:cs="Consolas" w:eastAsia="맑은 고딕" w:hAnsi="Consolas"/>
                 <w:b/>
                 <w:bCs/>
                 <w:i w:val="false"/>
@@ -6288,7 +6662,7 @@
                 <w:sz w:val="17"/>
                 <w:szCs w:val="17"/>
               </w:rPr>
-              <w:t xml:space="preserve">11  </w:t>
+              <w:t xml:space="preserve">16  </w:t>
             </w:r>
             <w:r>
               <w:rPr>
@@ -6536,7 +6910,7 @@
                 <w:sz w:val="17"/>
                 <w:szCs w:val="17"/>
               </w:rPr>
-              <w:t xml:space="preserve">12  </w:t>
+              <w:t xml:space="preserve">17  </w:t>
             </w:r>
             <w:r>
               <w:rPr>
@@ -6641,7 +7015,7 @@
                 <w:sz w:val="17"/>
                 <w:szCs w:val="17"/>
               </w:rPr>
-              <w:t xml:space="preserve">13  </w:t>
+              <w:t xml:space="preserve">18  </w:t>
             </w:r>
             <w:r>
               <w:rPr>
@@ -6733,7 +7107,7 @@
                 <w:sz w:val="17"/>
                 <w:szCs w:val="17"/>
               </w:rPr>
-              <w:t xml:space="preserve">14  </w:t>
+              <w:t xml:space="preserve">19  </w:t>
             </w:r>
             <w:r>
               <w:rPr>
@@ -6751,6 +7125,46 @@
             <w:r>
               <w:rPr>
                 <w:rFonts w:ascii="Consolas" w:cs="Consolas" w:eastAsia="맑은 고딕" w:hAnsi="Consolas"/>
+                <w:b w:val="false"/>
+                <w:bCs w:val="false"/>
+                <w:i/>
+                <w:iCs/>
+                <w:color w:val="6A9955"/>
+                <w:sz w:val="17"/>
+                <w:szCs w:val="17"/>
+              </w:rPr>
+              <w:t xml:space="preserve">&lt;!-- h3: h2 아래의 작은 단원 제목 (h1 → h2 → h3 순서로) --&gt;</w:t>
+            </w:r>
+          </w:p>
+          <w:p>
+            <w:pPr>
+              <w:spacing w:after="0" w:line="252"/>
+            </w:pPr>
+            <w:r>
+              <w:rPr>
+                <w:rFonts w:ascii="Consolas" w:cs="Consolas" w:eastAsia="맑은 고딕" w:hAnsi="Consolas"/>
+                <w:color w:val="A0A0A0"/>
+                <w:sz w:val="17"/>
+                <w:szCs w:val="17"/>
+              </w:rPr>
+              <w:t xml:space="preserve">20  </w:t>
+            </w:r>
+            <w:r>
+              <w:rPr>
+                <w:rFonts w:ascii="Consolas" w:cs="Consolas" w:eastAsia="맑은 고딕" w:hAnsi="Consolas"/>
+                <w:b w:val="false"/>
+                <w:bCs w:val="false"/>
+                <w:i w:val="false"/>
+                <w:iCs w:val="false"/>
+                <w:color w:val="24292F"/>
+                <w:sz w:val="17"/>
+                <w:szCs w:val="17"/>
+              </w:rPr>
+              <w:t xml:space="preserve">  </w:t>
+            </w:r>
+            <w:r>
+              <w:rPr>
+                <w:rFonts w:ascii="Consolas" w:cs="Consolas" w:eastAsia="맑은 고딕" w:hAnsi="Consolas"/>
                 <w:b/>
                 <w:bCs/>
                 <w:i w:val="false"/>
@@ -6864,7 +7278,7 @@
                 <w:sz w:val="17"/>
                 <w:szCs w:val="17"/>
               </w:rPr>
-              <w:t xml:space="preserve">15  </w:t>
+              <w:t xml:space="preserve">21  </w:t>
             </w:r>
             <w:r>
               <w:rPr>
@@ -6882,6 +7296,46 @@
             <w:r>
               <w:rPr>
                 <w:rFonts w:ascii="Consolas" w:cs="Consolas" w:eastAsia="맑은 고딕" w:hAnsi="Consolas"/>
+                <w:b w:val="false"/>
+                <w:bCs w:val="false"/>
+                <w:i/>
+                <w:iCs/>
+                <w:color w:val="6A9955"/>
+                <w:sz w:val="17"/>
+                <w:szCs w:val="17"/>
+              </w:rPr>
+              <w:t xml:space="preserve">&lt;!-- br: 문단 안에서 줄만 바꾸기 --&gt;</w:t>
+            </w:r>
+          </w:p>
+          <w:p>
+            <w:pPr>
+              <w:spacing w:after="0" w:line="252"/>
+            </w:pPr>
+            <w:r>
+              <w:rPr>
+                <w:rFonts w:ascii="Consolas" w:cs="Consolas" w:eastAsia="맑은 고딕" w:hAnsi="Consolas"/>
+                <w:color w:val="A0A0A0"/>
+                <w:sz w:val="17"/>
+                <w:szCs w:val="17"/>
+              </w:rPr>
+              <w:t xml:space="preserve">22  </w:t>
+            </w:r>
+            <w:r>
+              <w:rPr>
+                <w:rFonts w:ascii="Consolas" w:cs="Consolas" w:eastAsia="맑은 고딕" w:hAnsi="Consolas"/>
+                <w:b w:val="false"/>
+                <w:bCs w:val="false"/>
+                <w:i w:val="false"/>
+                <w:iCs w:val="false"/>
+                <w:color w:val="24292F"/>
+                <w:sz w:val="17"/>
+                <w:szCs w:val="17"/>
+              </w:rPr>
+              <w:t xml:space="preserve">  </w:t>
+            </w:r>
+            <w:r>
+              <w:rPr>
+                <w:rFonts w:ascii="Consolas" w:cs="Consolas" w:eastAsia="맑은 고딕" w:hAnsi="Consolas"/>
                 <w:b/>
                 <w:bCs/>
                 <w:i w:val="false"/>
@@ -6995,7 +7449,7 @@
                 <w:sz w:val="17"/>
                 <w:szCs w:val="17"/>
               </w:rPr>
-              <w:t xml:space="preserve">16  </w:t>
+              <w:t xml:space="preserve">23  </w:t>
             </w:r>
             <w:r>
               <w:rPr>
@@ -7013,6 +7467,46 @@
             <w:r>
               <w:rPr>
                 <w:rFonts w:ascii="Consolas" w:cs="Consolas" w:eastAsia="맑은 고딕" w:hAnsi="Consolas"/>
+                <w:b w:val="false"/>
+                <w:bCs w:val="false"/>
+                <w:i/>
+                <w:iCs/>
+                <w:color w:val="6A9955"/>
+                <w:sz w:val="17"/>
+                <w:szCs w:val="17"/>
+              </w:rPr>
+              <w:t xml:space="preserve">&lt;!-- hr: 주제가 바뀌는 곳의 구분선 / small: 작은 글씨의 덧붙임 말 --&gt;</w:t>
+            </w:r>
+          </w:p>
+          <w:p>
+            <w:pPr>
+              <w:spacing w:after="0" w:line="252"/>
+            </w:pPr>
+            <w:r>
+              <w:rPr>
+                <w:rFonts w:ascii="Consolas" w:cs="Consolas" w:eastAsia="맑은 고딕" w:hAnsi="Consolas"/>
+                <w:color w:val="A0A0A0"/>
+                <w:sz w:val="17"/>
+                <w:szCs w:val="17"/>
+              </w:rPr>
+              <w:t xml:space="preserve">24  </w:t>
+            </w:r>
+            <w:r>
+              <w:rPr>
+                <w:rFonts w:ascii="Consolas" w:cs="Consolas" w:eastAsia="맑은 고딕" w:hAnsi="Consolas"/>
+                <w:b w:val="false"/>
+                <w:bCs w:val="false"/>
+                <w:i w:val="false"/>
+                <w:iCs w:val="false"/>
+                <w:color w:val="24292F"/>
+                <w:sz w:val="17"/>
+                <w:szCs w:val="17"/>
+              </w:rPr>
+              <w:t xml:space="preserve">  </w:t>
+            </w:r>
+            <w:r>
+              <w:rPr>
+                <w:rFonts w:ascii="Consolas" w:cs="Consolas" w:eastAsia="맑은 고딕" w:hAnsi="Consolas"/>
                 <w:b/>
                 <w:bCs/>
                 <w:i w:val="false"/>
@@ -7048,7 +7542,7 @@
                 <w:sz w:val="17"/>
                 <w:szCs w:val="17"/>
               </w:rPr>
-              <w:t xml:space="preserve">17  </w:t>
+              <w:t xml:space="preserve">25  </w:t>
             </w:r>
             <w:r>
               <w:rPr>
@@ -7192,7 +7686,7 @@
                 <w:sz w:val="17"/>
                 <w:szCs w:val="17"/>
               </w:rPr>
-              <w:t xml:space="preserve">18  </w:t>
+              <w:t xml:space="preserve">26  </w:t>
             </w:r>
             <w:r>
               <w:rPr>
@@ -7232,7 +7726,7 @@
                 <w:sz w:val="17"/>
                 <w:szCs w:val="17"/>
               </w:rPr>
-              <w:t xml:space="preserve">19  </w:t>
+              <w:t xml:space="preserve">27  </w:t>
             </w:r>
             <w:r>
               <w:rPr>
@@ -7444,7 +7938,7 @@
                 <w:sz w:val="19"/>
                 <w:szCs w:val="19"/>
               </w:rPr>
-              <w:t xml:space="preserve">9</w:t>
+              <w:t xml:space="preserve">13</w:t>
             </w:r>
           </w:p>
         </w:tc>
@@ -7572,7 +8066,7 @@
                 <w:sz w:val="19"/>
                 <w:szCs w:val="19"/>
               </w:rPr>
-              <w:t xml:space="preserve">10</w:t>
+              <w:t xml:space="preserve">15</w:t>
             </w:r>
           </w:p>
         </w:tc>
@@ -7717,7 +8211,7 @@
                 <w:sz w:val="19"/>
                 <w:szCs w:val="19"/>
               </w:rPr>
-              <w:t xml:space="preserve">11</w:t>
+              <w:t xml:space="preserve">16</w:t>
             </w:r>
           </w:p>
         </w:tc>
@@ -7845,7 +8339,7 @@
                 <w:sz w:val="19"/>
                 <w:szCs w:val="19"/>
               </w:rPr>
-              <w:t xml:space="preserve">11</w:t>
+              <w:t xml:space="preserve">16</w:t>
             </w:r>
           </w:p>
         </w:tc>
@@ -7973,7 +8467,7 @@
                 <w:sz w:val="19"/>
                 <w:szCs w:val="19"/>
               </w:rPr>
-              <w:t xml:space="preserve">15</w:t>
+              <w:t xml:space="preserve">22</w:t>
             </w:r>
           </w:p>
         </w:tc>
@@ -8085,7 +8579,7 @@
                 <w:sz w:val="19"/>
                 <w:szCs w:val="19"/>
               </w:rPr>
-              <w:t xml:space="preserve">16</w:t>
+              <w:t xml:space="preserve">24</w:t>
             </w:r>
           </w:p>
         </w:tc>
@@ -8187,7 +8681,7 @@
                 <w:sz w:val="19"/>
                 <w:szCs w:val="19"/>
               </w:rPr>
-              <w:t xml:space="preserve">17</w:t>
+              <w:t xml:space="preserve">25</w:t>
             </w:r>
           </w:p>
         </w:tc>
@@ -8694,6 +9188,33 @@
             <w:r>
               <w:rPr>
                 <w:rFonts w:ascii="Consolas" w:cs="Consolas" w:eastAsia="맑은 고딕" w:hAnsi="Consolas"/>
+                <w:b w:val="false"/>
+                <w:bCs w:val="false"/>
+                <w:i/>
+                <w:iCs/>
+                <w:color w:val="6A9955"/>
+                <w:sz w:val="17"/>
+                <w:szCs w:val="17"/>
+              </w:rPr>
+              <w:t xml:space="preserve">&lt;!-- 이 문서는 HTML5 문서예요 (항상 맨 첫 줄) --&gt;</w:t>
+            </w:r>
+          </w:p>
+          <w:p>
+            <w:pPr>
+              <w:spacing w:after="0" w:line="252"/>
+            </w:pPr>
+            <w:r>
+              <w:rPr>
+                <w:rFonts w:ascii="Consolas" w:cs="Consolas" w:eastAsia="맑은 고딕" w:hAnsi="Consolas"/>
+                <w:color w:val="A0A0A0"/>
+                <w:sz w:val="17"/>
+                <w:szCs w:val="17"/>
+              </w:rPr>
+              <w:t xml:space="preserve"> 3  </w:t>
+            </w:r>
+            <w:r>
+              <w:rPr>
+                <w:rFonts w:ascii="Consolas" w:cs="Consolas" w:eastAsia="맑은 고딕" w:hAnsi="Consolas"/>
                 <w:b/>
                 <w:bCs/>
                 <w:i w:val="false"/>
@@ -8781,7 +9302,7 @@
                 <w:sz w:val="17"/>
                 <w:szCs w:val="17"/>
               </w:rPr>
-              <w:t xml:space="preserve"> 3  </w:t>
+              <w:t xml:space="preserve"> 4  </w:t>
             </w:r>
             <w:r>
               <w:rPr>
@@ -8821,7 +9342,7 @@
                 <w:sz w:val="17"/>
                 <w:szCs w:val="17"/>
               </w:rPr>
-              <w:t xml:space="preserve"> 4  </w:t>
+              <w:t xml:space="preserve"> 5  </w:t>
             </w:r>
             <w:r>
               <w:rPr>
@@ -8839,6 +9360,46 @@
             <w:r>
               <w:rPr>
                 <w:rFonts w:ascii="Consolas" w:cs="Consolas" w:eastAsia="맑은 고딕" w:hAnsi="Consolas"/>
+                <w:b w:val="false"/>
+                <w:bCs w:val="false"/>
+                <w:i/>
+                <w:iCs/>
+                <w:color w:val="6A9955"/>
+                <w:sz w:val="17"/>
+                <w:szCs w:val="17"/>
+              </w:rPr>
+              <w:t xml:space="preserve">&lt;!-- head: 화면에 보이지 않는 문서 정보 --&gt;</w:t>
+            </w:r>
+          </w:p>
+          <w:p>
+            <w:pPr>
+              <w:spacing w:after="0" w:line="252"/>
+            </w:pPr>
+            <w:r>
+              <w:rPr>
+                <w:rFonts w:ascii="Consolas" w:cs="Consolas" w:eastAsia="맑은 고딕" w:hAnsi="Consolas"/>
+                <w:color w:val="A0A0A0"/>
+                <w:sz w:val="17"/>
+                <w:szCs w:val="17"/>
+              </w:rPr>
+              <w:t xml:space="preserve"> 6  </w:t>
+            </w:r>
+            <w:r>
+              <w:rPr>
+                <w:rFonts w:ascii="Consolas" w:cs="Consolas" w:eastAsia="맑은 고딕" w:hAnsi="Consolas"/>
+                <w:b w:val="false"/>
+                <w:bCs w:val="false"/>
+                <w:i w:val="false"/>
+                <w:iCs w:val="false"/>
+                <w:color w:val="24292F"/>
+                <w:sz w:val="17"/>
+                <w:szCs w:val="17"/>
+              </w:rPr>
+              <w:t xml:space="preserve">  </w:t>
+            </w:r>
+            <w:r>
+              <w:rPr>
+                <w:rFonts w:ascii="Consolas" w:cs="Consolas" w:eastAsia="맑은 고딕" w:hAnsi="Consolas"/>
                 <w:b/>
                 <w:bCs/>
                 <w:i w:val="false"/>
@@ -8926,7 +9487,7 @@
                 <w:sz w:val="17"/>
                 <w:szCs w:val="17"/>
               </w:rPr>
-              <w:t xml:space="preserve"> 5  </w:t>
+              <w:t xml:space="preserve"> 7  </w:t>
             </w:r>
             <w:r>
               <w:rPr>
@@ -9083,7 +9644,7 @@
                 <w:sz w:val="17"/>
                 <w:szCs w:val="17"/>
               </w:rPr>
-              <w:t xml:space="preserve"> 6  </w:t>
+              <w:t xml:space="preserve"> 8  </w:t>
             </w:r>
             <w:r>
               <w:rPr>
@@ -9175,7 +9736,7 @@
                 <w:sz w:val="17"/>
                 <w:szCs w:val="17"/>
               </w:rPr>
-              <w:t xml:space="preserve"> 7  </w:t>
+              <w:t xml:space="preserve"> 9  </w:t>
             </w:r>
             <w:r>
               <w:rPr>
@@ -9215,7 +9776,7 @@
                 <w:sz w:val="17"/>
                 <w:szCs w:val="17"/>
               </w:rPr>
-              <w:t xml:space="preserve"> 8  </w:t>
+              <w:t xml:space="preserve">10  </w:t>
             </w:r>
             <w:r>
               <w:rPr>
@@ -9255,7 +9816,7 @@
                 <w:sz w:val="17"/>
                 <w:szCs w:val="17"/>
               </w:rPr>
-              <w:t xml:space="preserve"> 9  </w:t>
+              <w:t xml:space="preserve">11  </w:t>
             </w:r>
             <w:r>
               <w:rPr>
@@ -9273,6 +9834,46 @@
             <w:r>
               <w:rPr>
                 <w:rFonts w:ascii="Consolas" w:cs="Consolas" w:eastAsia="맑은 고딕" w:hAnsi="Consolas"/>
+                <w:b w:val="false"/>
+                <w:bCs w:val="false"/>
+                <w:i/>
+                <w:iCs/>
+                <w:color w:val="6A9955"/>
+                <w:sz w:val="17"/>
+                <w:szCs w:val="17"/>
+              </w:rPr>
+              <w:t xml:space="preserve">&lt;!-- body: 화면에 보이는 내용 --&gt;</w:t>
+            </w:r>
+          </w:p>
+          <w:p>
+            <w:pPr>
+              <w:spacing w:after="0" w:line="252"/>
+            </w:pPr>
+            <w:r>
+              <w:rPr>
+                <w:rFonts w:ascii="Consolas" w:cs="Consolas" w:eastAsia="맑은 고딕" w:hAnsi="Consolas"/>
+                <w:color w:val="A0A0A0"/>
+                <w:sz w:val="17"/>
+                <w:szCs w:val="17"/>
+              </w:rPr>
+              <w:t xml:space="preserve">12  </w:t>
+            </w:r>
+            <w:r>
+              <w:rPr>
+                <w:rFonts w:ascii="Consolas" w:cs="Consolas" w:eastAsia="맑은 고딕" w:hAnsi="Consolas"/>
+                <w:b w:val="false"/>
+                <w:bCs w:val="false"/>
+                <w:i w:val="false"/>
+                <w:iCs w:val="false"/>
+                <w:color w:val="24292F"/>
+                <w:sz w:val="17"/>
+                <w:szCs w:val="17"/>
+              </w:rPr>
+              <w:t xml:space="preserve">  </w:t>
+            </w:r>
+            <w:r>
+              <w:rPr>
+                <w:rFonts w:ascii="Consolas" w:cs="Consolas" w:eastAsia="맑은 고딕" w:hAnsi="Consolas"/>
                 <w:b/>
                 <w:bCs/>
                 <w:i w:val="false"/>
@@ -9347,7 +9948,7 @@
                 <w:sz w:val="17"/>
                 <w:szCs w:val="17"/>
               </w:rPr>
-              <w:t xml:space="preserve">10  </w:t>
+              <w:t xml:space="preserve">13  </w:t>
             </w:r>
             <w:r>
               <w:rPr>
@@ -9365,6 +9966,46 @@
             <w:r>
               <w:rPr>
                 <w:rFonts w:ascii="Consolas" w:cs="Consolas" w:eastAsia="맑은 고딕" w:hAnsi="Consolas"/>
+                <w:b w:val="false"/>
+                <w:bCs w:val="false"/>
+                <w:i/>
+                <w:iCs/>
+                <w:color w:val="6A9955"/>
+                <w:sz w:val="17"/>
+                <w:szCs w:val="17"/>
+              </w:rPr>
+              <w:t xml:space="preserve">&lt;!-- a href: 클릭하면 다른 사이트로 이동하는 링크 --&gt;</w:t>
+            </w:r>
+          </w:p>
+          <w:p>
+            <w:pPr>
+              <w:spacing w:after="0" w:line="252"/>
+            </w:pPr>
+            <w:r>
+              <w:rPr>
+                <w:rFonts w:ascii="Consolas" w:cs="Consolas" w:eastAsia="맑은 고딕" w:hAnsi="Consolas"/>
+                <w:color w:val="A0A0A0"/>
+                <w:sz w:val="17"/>
+                <w:szCs w:val="17"/>
+              </w:rPr>
+              <w:t xml:space="preserve">14  </w:t>
+            </w:r>
+            <w:r>
+              <w:rPr>
+                <w:rFonts w:ascii="Consolas" w:cs="Consolas" w:eastAsia="맑은 고딕" w:hAnsi="Consolas"/>
+                <w:b w:val="false"/>
+                <w:bCs w:val="false"/>
+                <w:i w:val="false"/>
+                <w:iCs w:val="false"/>
+                <w:color w:val="24292F"/>
+                <w:sz w:val="17"/>
+                <w:szCs w:val="17"/>
+              </w:rPr>
+              <w:t xml:space="preserve">  </w:t>
+            </w:r>
+            <w:r>
+              <w:rPr>
+                <w:rFonts w:ascii="Consolas" w:cs="Consolas" w:eastAsia="맑은 고딕" w:hAnsi="Consolas"/>
                 <w:b/>
                 <w:bCs/>
                 <w:i w:val="false"/>
@@ -9556,7 +10197,7 @@
                 <w:sz w:val="17"/>
                 <w:szCs w:val="17"/>
               </w:rPr>
-              <w:t xml:space="preserve">11  </w:t>
+              <w:t xml:space="preserve">15  </w:t>
             </w:r>
             <w:r>
               <w:rPr>
@@ -9574,6 +10215,46 @@
             <w:r>
               <w:rPr>
                 <w:rFonts w:ascii="Consolas" w:cs="Consolas" w:eastAsia="맑은 고딕" w:hAnsi="Consolas"/>
+                <w:b w:val="false"/>
+                <w:bCs w:val="false"/>
+                <w:i/>
+                <w:iCs/>
+                <w:color w:val="6A9955"/>
+                <w:sz w:val="17"/>
+                <w:szCs w:val="17"/>
+              </w:rPr>
+              <w:t xml:space="preserve">&lt;!-- target="_blank": 새 탭에서 열기 (rel="noopener" 는 보안을 위해 함께 써요) --&gt;</w:t>
+            </w:r>
+          </w:p>
+          <w:p>
+            <w:pPr>
+              <w:spacing w:after="0" w:line="252"/>
+            </w:pPr>
+            <w:r>
+              <w:rPr>
+                <w:rFonts w:ascii="Consolas" w:cs="Consolas" w:eastAsia="맑은 고딕" w:hAnsi="Consolas"/>
+                <w:color w:val="A0A0A0"/>
+                <w:sz w:val="17"/>
+                <w:szCs w:val="17"/>
+              </w:rPr>
+              <w:t xml:space="preserve">16  </w:t>
+            </w:r>
+            <w:r>
+              <w:rPr>
+                <w:rFonts w:ascii="Consolas" w:cs="Consolas" w:eastAsia="맑은 고딕" w:hAnsi="Consolas"/>
+                <w:b w:val="false"/>
+                <w:bCs w:val="false"/>
+                <w:i w:val="false"/>
+                <w:iCs w:val="false"/>
+                <w:color w:val="24292F"/>
+                <w:sz w:val="17"/>
+                <w:szCs w:val="17"/>
+              </w:rPr>
+              <w:t xml:space="preserve">  </w:t>
+            </w:r>
+            <w:r>
+              <w:rPr>
+                <w:rFonts w:ascii="Consolas" w:cs="Consolas" w:eastAsia="맑은 고딕" w:hAnsi="Consolas"/>
                 <w:b/>
                 <w:bCs/>
                 <w:i w:val="false"/>
@@ -9856,7 +10537,7 @@
                 <w:sz w:val="17"/>
                 <w:szCs w:val="17"/>
               </w:rPr>
-              <w:t xml:space="preserve">12  </w:t>
+              <w:t xml:space="preserve">17  </w:t>
             </w:r>
             <w:r>
               <w:rPr>
@@ -9874,6 +10555,46 @@
             <w:r>
               <w:rPr>
                 <w:rFonts w:ascii="Consolas" w:cs="Consolas" w:eastAsia="맑은 고딕" w:hAnsi="Consolas"/>
+                <w:b w:val="false"/>
+                <w:bCs w:val="false"/>
+                <w:i/>
+                <w:iCs/>
+                <w:color w:val="6A9955"/>
+                <w:sz w:val="17"/>
+                <w:szCs w:val="17"/>
+              </w:rPr>
+              <w:t xml:space="preserve">&lt;!-- 상대 경로: 지금 파일이 있는 폴더 기준으로 찾아가요 --&gt;</w:t>
+            </w:r>
+          </w:p>
+          <w:p>
+            <w:pPr>
+              <w:spacing w:after="0" w:line="252"/>
+            </w:pPr>
+            <w:r>
+              <w:rPr>
+                <w:rFonts w:ascii="Consolas" w:cs="Consolas" w:eastAsia="맑은 고딕" w:hAnsi="Consolas"/>
+                <w:color w:val="A0A0A0"/>
+                <w:sz w:val="17"/>
+                <w:szCs w:val="17"/>
+              </w:rPr>
+              <w:t xml:space="preserve">18  </w:t>
+            </w:r>
+            <w:r>
+              <w:rPr>
+                <w:rFonts w:ascii="Consolas" w:cs="Consolas" w:eastAsia="맑은 고딕" w:hAnsi="Consolas"/>
+                <w:b w:val="false"/>
+                <w:bCs w:val="false"/>
+                <w:i w:val="false"/>
+                <w:iCs w:val="false"/>
+                <w:color w:val="24292F"/>
+                <w:sz w:val="17"/>
+                <w:szCs w:val="17"/>
+              </w:rPr>
+              <w:t xml:space="preserve">  </w:t>
+            </w:r>
+            <w:r>
+              <w:rPr>
+                <w:rFonts w:ascii="Consolas" w:cs="Consolas" w:eastAsia="맑은 고딕" w:hAnsi="Consolas"/>
                 <w:b/>
                 <w:bCs/>
                 <w:i w:val="false"/>
@@ -10052,7 +10773,7 @@
                 <w:sz w:val="17"/>
                 <w:szCs w:val="17"/>
               </w:rPr>
-              <w:t xml:space="preserve">13  </w:t>
+              <w:t xml:space="preserve">19  </w:t>
             </w:r>
             <w:r>
               <w:rPr>
@@ -10070,6 +10791,46 @@
             <w:r>
               <w:rPr>
                 <w:rFonts w:ascii="Consolas" w:cs="Consolas" w:eastAsia="맑은 고딕" w:hAnsi="Consolas"/>
+                <w:b w:val="false"/>
+                <w:bCs w:val="false"/>
+                <w:i/>
+                <w:iCs/>
+                <w:color w:val="6A9955"/>
+                <w:sz w:val="17"/>
+                <w:szCs w:val="17"/>
+              </w:rPr>
+              <w:t xml:space="preserve">&lt;!-- #bottom: 이 페이지 안의 id="bottom" 위치로 이동 --&gt;</w:t>
+            </w:r>
+          </w:p>
+          <w:p>
+            <w:pPr>
+              <w:spacing w:after="0" w:line="252"/>
+            </w:pPr>
+            <w:r>
+              <w:rPr>
+                <w:rFonts w:ascii="Consolas" w:cs="Consolas" w:eastAsia="맑은 고딕" w:hAnsi="Consolas"/>
+                <w:color w:val="A0A0A0"/>
+                <w:sz w:val="17"/>
+                <w:szCs w:val="17"/>
+              </w:rPr>
+              <w:t xml:space="preserve">20  </w:t>
+            </w:r>
+            <w:r>
+              <w:rPr>
+                <w:rFonts w:ascii="Consolas" w:cs="Consolas" w:eastAsia="맑은 고딕" w:hAnsi="Consolas"/>
+                <w:b w:val="false"/>
+                <w:bCs w:val="false"/>
+                <w:i w:val="false"/>
+                <w:iCs w:val="false"/>
+                <w:color w:val="24292F"/>
+                <w:sz w:val="17"/>
+                <w:szCs w:val="17"/>
+              </w:rPr>
+              <w:t xml:space="preserve">  </w:t>
+            </w:r>
+            <w:r>
+              <w:rPr>
+                <w:rFonts w:ascii="Consolas" w:cs="Consolas" w:eastAsia="맑은 고딕" w:hAnsi="Consolas"/>
                 <w:b/>
                 <w:bCs/>
                 <w:i w:val="false"/>
@@ -10248,7 +11009,7 @@
                 <w:sz w:val="17"/>
                 <w:szCs w:val="17"/>
               </w:rPr>
-              <w:t xml:space="preserve">14  </w:t>
+              <w:t xml:space="preserve">21  </w:t>
             </w:r>
             <w:r>
               <w:rPr>
@@ -10266,6 +11027,46 @@
             <w:r>
               <w:rPr>
                 <w:rFonts w:ascii="Consolas" w:cs="Consolas" w:eastAsia="맑은 고딕" w:hAnsi="Consolas"/>
+                <w:b w:val="false"/>
+                <w:bCs w:val="false"/>
+                <w:i/>
+                <w:iCs/>
+                <w:color w:val="6A9955"/>
+                <w:sz w:val="17"/>
+                <w:szCs w:val="17"/>
+              </w:rPr>
+              <w:t xml:space="preserve">&lt;!-- img: 그림 넣기. src = 파일 위치, alt = 그림 설명(꼭 쓰기), width/height = 크기 --&gt;</w:t>
+            </w:r>
+          </w:p>
+          <w:p>
+            <w:pPr>
+              <w:spacing w:after="0" w:line="252"/>
+            </w:pPr>
+            <w:r>
+              <w:rPr>
+                <w:rFonts w:ascii="Consolas" w:cs="Consolas" w:eastAsia="맑은 고딕" w:hAnsi="Consolas"/>
+                <w:color w:val="A0A0A0"/>
+                <w:sz w:val="17"/>
+                <w:szCs w:val="17"/>
+              </w:rPr>
+              <w:t xml:space="preserve">22  </w:t>
+            </w:r>
+            <w:r>
+              <w:rPr>
+                <w:rFonts w:ascii="Consolas" w:cs="Consolas" w:eastAsia="맑은 고딕" w:hAnsi="Consolas"/>
+                <w:b w:val="false"/>
+                <w:bCs w:val="false"/>
+                <w:i w:val="false"/>
+                <w:iCs w:val="false"/>
+                <w:color w:val="24292F"/>
+                <w:sz w:val="17"/>
+                <w:szCs w:val="17"/>
+              </w:rPr>
+              <w:t xml:space="preserve">  </w:t>
+            </w:r>
+            <w:r>
+              <w:rPr>
+                <w:rFonts w:ascii="Consolas" w:cs="Consolas" w:eastAsia="맑은 고딕" w:hAnsi="Consolas"/>
                 <w:b/>
                 <w:bCs/>
                 <w:i w:val="false"/>
@@ -10509,7 +11310,7 @@
                 <w:sz w:val="17"/>
                 <w:szCs w:val="17"/>
               </w:rPr>
-              <w:t xml:space="preserve">15  </w:t>
+              <w:t xml:space="preserve">23  </w:t>
             </w:r>
             <w:r>
               <w:rPr>
@@ -10527,6 +11328,46 @@
             <w:r>
               <w:rPr>
                 <w:rFonts w:ascii="Consolas" w:cs="Consolas" w:eastAsia="맑은 고딕" w:hAnsi="Consolas"/>
+                <w:b w:val="false"/>
+                <w:bCs w:val="false"/>
+                <w:i/>
+                <w:iCs/>
+                <w:color w:val="6A9955"/>
+                <w:sz w:val="17"/>
+                <w:szCs w:val="17"/>
+              </w:rPr>
+              <w:t xml:space="preserve">&lt;!-- id: 페이지 안에서 하나뿐인 이름표 (위의 #bottom 링크가 여기로 와요) --&gt;</w:t>
+            </w:r>
+          </w:p>
+          <w:p>
+            <w:pPr>
+              <w:spacing w:after="0" w:line="252"/>
+            </w:pPr>
+            <w:r>
+              <w:rPr>
+                <w:rFonts w:ascii="Consolas" w:cs="Consolas" w:eastAsia="맑은 고딕" w:hAnsi="Consolas"/>
+                <w:color w:val="A0A0A0"/>
+                <w:sz w:val="17"/>
+                <w:szCs w:val="17"/>
+              </w:rPr>
+              <w:t xml:space="preserve">24  </w:t>
+            </w:r>
+            <w:r>
+              <w:rPr>
+                <w:rFonts w:ascii="Consolas" w:cs="Consolas" w:eastAsia="맑은 고딕" w:hAnsi="Consolas"/>
+                <w:b w:val="false"/>
+                <w:bCs w:val="false"/>
+                <w:i w:val="false"/>
+                <w:iCs w:val="false"/>
+                <w:color w:val="24292F"/>
+                <w:sz w:val="17"/>
+                <w:szCs w:val="17"/>
+              </w:rPr>
+              <w:t xml:space="preserve">  </w:t>
+            </w:r>
+            <w:r>
+              <w:rPr>
+                <w:rFonts w:ascii="Consolas" w:cs="Consolas" w:eastAsia="맑은 고딕" w:hAnsi="Consolas"/>
                 <w:b/>
                 <w:bCs/>
                 <w:i w:val="false"/>
@@ -10653,7 +11494,7 @@
                 <w:sz w:val="17"/>
                 <w:szCs w:val="17"/>
               </w:rPr>
-              <w:t xml:space="preserve">16  </w:t>
+              <w:t xml:space="preserve">25  </w:t>
             </w:r>
             <w:r>
               <w:rPr>
@@ -10693,7 +11534,7 @@
                 <w:sz w:val="17"/>
                 <w:szCs w:val="17"/>
               </w:rPr>
-              <w:t xml:space="preserve">17  </w:t>
+              <w:t xml:space="preserve">26  </w:t>
             </w:r>
             <w:r>
               <w:rPr>
@@ -10905,7 +11746,7 @@
                 <w:sz w:val="19"/>
                 <w:szCs w:val="19"/>
               </w:rPr>
-              <w:t xml:space="preserve">10</w:t>
+              <w:t xml:space="preserve">14</w:t>
             </w:r>
           </w:p>
         </w:tc>
@@ -11041,7 +11882,7 @@
                 <w:sz w:val="19"/>
                 <w:szCs w:val="19"/>
               </w:rPr>
-              <w:t xml:space="preserve">11</w:t>
+              <w:t xml:space="preserve">16</w:t>
             </w:r>
           </w:p>
         </w:tc>
@@ -11170,7 +12011,7 @@
                 <w:sz w:val="19"/>
                 <w:szCs w:val="19"/>
               </w:rPr>
-              <w:t xml:space="preserve">12</w:t>
+              <w:t xml:space="preserve">18</w:t>
             </w:r>
           </w:p>
         </w:tc>
@@ -11298,7 +12139,7 @@
                 <w:sz w:val="19"/>
                 <w:szCs w:val="19"/>
               </w:rPr>
-              <w:t xml:space="preserve">13</w:t>
+              <w:t xml:space="preserve">20</w:t>
             </w:r>
           </w:p>
         </w:tc>
@@ -11427,7 +12268,7 @@
                 <w:sz w:val="19"/>
                 <w:szCs w:val="19"/>
               </w:rPr>
-              <w:t xml:space="preserve">14</w:t>
+              <w:t xml:space="preserve">22</w:t>
             </w:r>
           </w:p>
         </w:tc>
@@ -11597,7 +12438,7 @@
                 <w:sz w:val="19"/>
                 <w:szCs w:val="19"/>
               </w:rPr>
-              <w:t xml:space="preserve">15</w:t>
+              <w:t xml:space="preserve">24</w:t>
             </w:r>
           </w:p>
         </w:tc>
@@ -12576,585 +13417,6 @@
             <w:r>
               <w:rPr>
                 <w:rFonts w:ascii="Consolas" w:cs="Consolas" w:eastAsia="맑은 고딕" w:hAnsi="Consolas"/>
-                <w:b/>
-                <w:bCs/>
-                <w:i w:val="false"/>
-                <w:iCs w:val="false"/>
-                <w:color w:val="0033B3"/>
-                <w:sz w:val="17"/>
-                <w:szCs w:val="17"/>
-              </w:rPr>
-              <w:t xml:space="preserve">&lt;html</w:t>
-            </w:r>
-            <w:r>
-              <w:rPr>
-                <w:rFonts w:ascii="Consolas" w:cs="Consolas" w:eastAsia="맑은 고딕" w:hAnsi="Consolas"/>
-                <w:b w:val="false"/>
-                <w:bCs w:val="false"/>
-                <w:i w:val="false"/>
-                <w:iCs w:val="false"/>
-                <w:color w:val="24292F"/>
-                <w:sz w:val="17"/>
-                <w:szCs w:val="17"/>
-              </w:rPr>
-              <w:t xml:space="preserve"> </w:t>
-            </w:r>
-            <w:r>
-              <w:rPr>
-                <w:rFonts w:ascii="Consolas" w:cs="Consolas" w:eastAsia="맑은 고딕" w:hAnsi="Consolas"/>
-                <w:b w:val="false"/>
-                <w:bCs w:val="false"/>
-                <w:i w:val="false"/>
-                <w:iCs w:val="false"/>
-                <w:color w:val="9E880D"/>
-                <w:sz w:val="17"/>
-                <w:szCs w:val="17"/>
-              </w:rPr>
-              <w:t xml:space="preserve">lang</w:t>
-            </w:r>
-            <w:r>
-              <w:rPr>
-                <w:rFonts w:ascii="Consolas" w:cs="Consolas" w:eastAsia="맑은 고딕" w:hAnsi="Consolas"/>
-                <w:b w:val="false"/>
-                <w:bCs w:val="false"/>
-                <w:i w:val="false"/>
-                <w:iCs w:val="false"/>
-                <w:color w:val="24292F"/>
-                <w:sz w:val="17"/>
-                <w:szCs w:val="17"/>
-              </w:rPr>
-              <w:t xml:space="preserve">=</w:t>
-            </w:r>
-            <w:r>
-              <w:rPr>
-                <w:rFonts w:ascii="Consolas" w:cs="Consolas" w:eastAsia="맑은 고딕" w:hAnsi="Consolas"/>
-                <w:b w:val="false"/>
-                <w:bCs w:val="false"/>
-                <w:i w:val="false"/>
-                <w:iCs w:val="false"/>
-                <w:color w:val="A31515"/>
-                <w:sz w:val="17"/>
-                <w:szCs w:val="17"/>
-              </w:rPr>
-              <w:t xml:space="preserve">"ko"</w:t>
-            </w:r>
-            <w:r>
-              <w:rPr>
-                <w:rFonts w:ascii="Consolas" w:cs="Consolas" w:eastAsia="맑은 고딕" w:hAnsi="Consolas"/>
-                <w:b/>
-                <w:bCs/>
-                <w:i w:val="false"/>
-                <w:iCs w:val="false"/>
-                <w:color w:val="0033B3"/>
-                <w:sz w:val="17"/>
-                <w:szCs w:val="17"/>
-              </w:rPr>
-              <w:t xml:space="preserve">&gt;</w:t>
-            </w:r>
-          </w:p>
-          <w:p>
-            <w:pPr>
-              <w:spacing w:after="0" w:line="252"/>
-            </w:pPr>
-            <w:r>
-              <w:rPr>
-                <w:rFonts w:ascii="Consolas" w:cs="Consolas" w:eastAsia="맑은 고딕" w:hAnsi="Consolas"/>
-                <w:color w:val="A0A0A0"/>
-                <w:sz w:val="17"/>
-                <w:szCs w:val="17"/>
-              </w:rPr>
-              <w:t xml:space="preserve"> 3  </w:t>
-            </w:r>
-            <w:r>
-              <w:rPr>
-                <w:rFonts w:ascii="Consolas" w:cs="Consolas" w:eastAsia="맑은 고딕" w:hAnsi="Consolas"/>
-                <w:b/>
-                <w:bCs/>
-                <w:i w:val="false"/>
-                <w:iCs w:val="false"/>
-                <w:color w:val="0033B3"/>
-                <w:sz w:val="17"/>
-                <w:szCs w:val="17"/>
-              </w:rPr>
-              <w:t xml:space="preserve">&lt;head</w:t>
-            </w:r>
-            <w:r>
-              <w:rPr>
-                <w:rFonts w:ascii="Consolas" w:cs="Consolas" w:eastAsia="맑은 고딕" w:hAnsi="Consolas"/>
-                <w:b/>
-                <w:bCs/>
-                <w:i w:val="false"/>
-                <w:iCs w:val="false"/>
-                <w:color w:val="0033B3"/>
-                <w:sz w:val="17"/>
-                <w:szCs w:val="17"/>
-              </w:rPr>
-              <w:t xml:space="preserve">&gt;</w:t>
-            </w:r>
-          </w:p>
-          <w:p>
-            <w:pPr>
-              <w:spacing w:after="0" w:line="252"/>
-            </w:pPr>
-            <w:r>
-              <w:rPr>
-                <w:rFonts w:ascii="Consolas" w:cs="Consolas" w:eastAsia="맑은 고딕" w:hAnsi="Consolas"/>
-                <w:color w:val="A0A0A0"/>
-                <w:sz w:val="17"/>
-                <w:szCs w:val="17"/>
-              </w:rPr>
-              <w:t xml:space="preserve"> 4  </w:t>
-            </w:r>
-            <w:r>
-              <w:rPr>
-                <w:rFonts w:ascii="Consolas" w:cs="Consolas" w:eastAsia="맑은 고딕" w:hAnsi="Consolas"/>
-                <w:b w:val="false"/>
-                <w:bCs w:val="false"/>
-                <w:i w:val="false"/>
-                <w:iCs w:val="false"/>
-                <w:color w:val="24292F"/>
-                <w:sz w:val="17"/>
-                <w:szCs w:val="17"/>
-              </w:rPr>
-              <w:t xml:space="preserve">  </w:t>
-            </w:r>
-            <w:r>
-              <w:rPr>
-                <w:rFonts w:ascii="Consolas" w:cs="Consolas" w:eastAsia="맑은 고딕" w:hAnsi="Consolas"/>
-                <w:b/>
-                <w:bCs/>
-                <w:i w:val="false"/>
-                <w:iCs w:val="false"/>
-                <w:color w:val="0033B3"/>
-                <w:sz w:val="17"/>
-                <w:szCs w:val="17"/>
-              </w:rPr>
-              <w:t xml:space="preserve">&lt;meta</w:t>
-            </w:r>
-            <w:r>
-              <w:rPr>
-                <w:rFonts w:ascii="Consolas" w:cs="Consolas" w:eastAsia="맑은 고딕" w:hAnsi="Consolas"/>
-                <w:b w:val="false"/>
-                <w:bCs w:val="false"/>
-                <w:i w:val="false"/>
-                <w:iCs w:val="false"/>
-                <w:color w:val="24292F"/>
-                <w:sz w:val="17"/>
-                <w:szCs w:val="17"/>
-              </w:rPr>
-              <w:t xml:space="preserve"> </w:t>
-            </w:r>
-            <w:r>
-              <w:rPr>
-                <w:rFonts w:ascii="Consolas" w:cs="Consolas" w:eastAsia="맑은 고딕" w:hAnsi="Consolas"/>
-                <w:b w:val="false"/>
-                <w:bCs w:val="false"/>
-                <w:i w:val="false"/>
-                <w:iCs w:val="false"/>
-                <w:color w:val="9E880D"/>
-                <w:sz w:val="17"/>
-                <w:szCs w:val="17"/>
-              </w:rPr>
-              <w:t xml:space="preserve">charset</w:t>
-            </w:r>
-            <w:r>
-              <w:rPr>
-                <w:rFonts w:ascii="Consolas" w:cs="Consolas" w:eastAsia="맑은 고딕" w:hAnsi="Consolas"/>
-                <w:b w:val="false"/>
-                <w:bCs w:val="false"/>
-                <w:i w:val="false"/>
-                <w:iCs w:val="false"/>
-                <w:color w:val="24292F"/>
-                <w:sz w:val="17"/>
-                <w:szCs w:val="17"/>
-              </w:rPr>
-              <w:t xml:space="preserve">=</w:t>
-            </w:r>
-            <w:r>
-              <w:rPr>
-                <w:rFonts w:ascii="Consolas" w:cs="Consolas" w:eastAsia="맑은 고딕" w:hAnsi="Consolas"/>
-                <w:b w:val="false"/>
-                <w:bCs w:val="false"/>
-                <w:i w:val="false"/>
-                <w:iCs w:val="false"/>
-                <w:color w:val="A31515"/>
-                <w:sz w:val="17"/>
-                <w:szCs w:val="17"/>
-              </w:rPr>
-              <w:t xml:space="preserve">"UTF-8"</w:t>
-            </w:r>
-            <w:r>
-              <w:rPr>
-                <w:rFonts w:ascii="Consolas" w:cs="Consolas" w:eastAsia="맑은 고딕" w:hAnsi="Consolas"/>
-                <w:b/>
-                <w:bCs/>
-                <w:i w:val="false"/>
-                <w:iCs w:val="false"/>
-                <w:color w:val="0033B3"/>
-                <w:sz w:val="17"/>
-                <w:szCs w:val="17"/>
-              </w:rPr>
-              <w:t xml:space="preserve">&gt;</w:t>
-            </w:r>
-          </w:p>
-          <w:p>
-            <w:pPr>
-              <w:spacing w:after="0" w:line="252"/>
-            </w:pPr>
-            <w:r>
-              <w:rPr>
-                <w:rFonts w:ascii="Consolas" w:cs="Consolas" w:eastAsia="맑은 고딕" w:hAnsi="Consolas"/>
-                <w:color w:val="A0A0A0"/>
-                <w:sz w:val="17"/>
-                <w:szCs w:val="17"/>
-              </w:rPr>
-              <w:t xml:space="preserve"> 5  </w:t>
-            </w:r>
-            <w:r>
-              <w:rPr>
-                <w:rFonts w:ascii="Consolas" w:cs="Consolas" w:eastAsia="맑은 고딕" w:hAnsi="Consolas"/>
-                <w:b w:val="false"/>
-                <w:bCs w:val="false"/>
-                <w:i w:val="false"/>
-                <w:iCs w:val="false"/>
-                <w:color w:val="24292F"/>
-                <w:sz w:val="17"/>
-                <w:szCs w:val="17"/>
-              </w:rPr>
-              <w:t xml:space="preserve">  </w:t>
-            </w:r>
-            <w:r>
-              <w:rPr>
-                <w:rFonts w:ascii="Consolas" w:cs="Consolas" w:eastAsia="맑은 고딕" w:hAnsi="Consolas"/>
-                <w:b/>
-                <w:bCs/>
-                <w:i w:val="false"/>
-                <w:iCs w:val="false"/>
-                <w:color w:val="0033B3"/>
-                <w:sz w:val="17"/>
-                <w:szCs w:val="17"/>
-              </w:rPr>
-              <w:t xml:space="preserve">&lt;meta</w:t>
-            </w:r>
-            <w:r>
-              <w:rPr>
-                <w:rFonts w:ascii="Consolas" w:cs="Consolas" w:eastAsia="맑은 고딕" w:hAnsi="Consolas"/>
-                <w:b w:val="false"/>
-                <w:bCs w:val="false"/>
-                <w:i w:val="false"/>
-                <w:iCs w:val="false"/>
-                <w:color w:val="24292F"/>
-                <w:sz w:val="17"/>
-                <w:szCs w:val="17"/>
-              </w:rPr>
-              <w:t xml:space="preserve"> </w:t>
-            </w:r>
-            <w:r>
-              <w:rPr>
-                <w:rFonts w:ascii="Consolas" w:cs="Consolas" w:eastAsia="맑은 고딕" w:hAnsi="Consolas"/>
-                <w:b w:val="false"/>
-                <w:bCs w:val="false"/>
-                <w:i w:val="false"/>
-                <w:iCs w:val="false"/>
-                <w:color w:val="9E880D"/>
-                <w:sz w:val="17"/>
-                <w:szCs w:val="17"/>
-              </w:rPr>
-              <w:t xml:space="preserve">name</w:t>
-            </w:r>
-            <w:r>
-              <w:rPr>
-                <w:rFonts w:ascii="Consolas" w:cs="Consolas" w:eastAsia="맑은 고딕" w:hAnsi="Consolas"/>
-                <w:b w:val="false"/>
-                <w:bCs w:val="false"/>
-                <w:i w:val="false"/>
-                <w:iCs w:val="false"/>
-                <w:color w:val="24292F"/>
-                <w:sz w:val="17"/>
-                <w:szCs w:val="17"/>
-              </w:rPr>
-              <w:t xml:space="preserve">=</w:t>
-            </w:r>
-            <w:r>
-              <w:rPr>
-                <w:rFonts w:ascii="Consolas" w:cs="Consolas" w:eastAsia="맑은 고딕" w:hAnsi="Consolas"/>
-                <w:b w:val="false"/>
-                <w:bCs w:val="false"/>
-                <w:i w:val="false"/>
-                <w:iCs w:val="false"/>
-                <w:color w:val="A31515"/>
-                <w:sz w:val="17"/>
-                <w:szCs w:val="17"/>
-              </w:rPr>
-              <w:t xml:space="preserve">"viewport"</w:t>
-            </w:r>
-            <w:r>
-              <w:rPr>
-                <w:rFonts w:ascii="Consolas" w:cs="Consolas" w:eastAsia="맑은 고딕" w:hAnsi="Consolas"/>
-                <w:b w:val="false"/>
-                <w:bCs w:val="false"/>
-                <w:i w:val="false"/>
-                <w:iCs w:val="false"/>
-                <w:color w:val="24292F"/>
-                <w:sz w:val="17"/>
-                <w:szCs w:val="17"/>
-              </w:rPr>
-              <w:t xml:space="preserve"> </w:t>
-            </w:r>
-            <w:r>
-              <w:rPr>
-                <w:rFonts w:ascii="Consolas" w:cs="Consolas" w:eastAsia="맑은 고딕" w:hAnsi="Consolas"/>
-                <w:b w:val="false"/>
-                <w:bCs w:val="false"/>
-                <w:i w:val="false"/>
-                <w:iCs w:val="false"/>
-                <w:color w:val="9E880D"/>
-                <w:sz w:val="17"/>
-                <w:szCs w:val="17"/>
-              </w:rPr>
-              <w:t xml:space="preserve">content</w:t>
-            </w:r>
-            <w:r>
-              <w:rPr>
-                <w:rFonts w:ascii="Consolas" w:cs="Consolas" w:eastAsia="맑은 고딕" w:hAnsi="Consolas"/>
-                <w:b w:val="false"/>
-                <w:bCs w:val="false"/>
-                <w:i w:val="false"/>
-                <w:iCs w:val="false"/>
-                <w:color w:val="24292F"/>
-                <w:sz w:val="17"/>
-                <w:szCs w:val="17"/>
-              </w:rPr>
-              <w:t xml:space="preserve">=</w:t>
-            </w:r>
-            <w:r>
-              <w:rPr>
-                <w:rFonts w:ascii="Consolas" w:cs="Consolas" w:eastAsia="맑은 고딕" w:hAnsi="Consolas"/>
-                <w:b w:val="false"/>
-                <w:bCs w:val="false"/>
-                <w:i w:val="false"/>
-                <w:iCs w:val="false"/>
-                <w:color w:val="A31515"/>
-                <w:sz w:val="17"/>
-                <w:szCs w:val="17"/>
-              </w:rPr>
-              <w:t xml:space="preserve">"width=device-width, initial-scale=1.0"</w:t>
-            </w:r>
-            <w:r>
-              <w:rPr>
-                <w:rFonts w:ascii="Consolas" w:cs="Consolas" w:eastAsia="맑은 고딕" w:hAnsi="Consolas"/>
-                <w:b/>
-                <w:bCs/>
-                <w:i w:val="false"/>
-                <w:iCs w:val="false"/>
-                <w:color w:val="0033B3"/>
-                <w:sz w:val="17"/>
-                <w:szCs w:val="17"/>
-              </w:rPr>
-              <w:t xml:space="preserve">&gt;</w:t>
-            </w:r>
-          </w:p>
-          <w:p>
-            <w:pPr>
-              <w:spacing w:after="0" w:line="252"/>
-            </w:pPr>
-            <w:r>
-              <w:rPr>
-                <w:rFonts w:ascii="Consolas" w:cs="Consolas" w:eastAsia="맑은 고딕" w:hAnsi="Consolas"/>
-                <w:color w:val="A0A0A0"/>
-                <w:sz w:val="17"/>
-                <w:szCs w:val="17"/>
-              </w:rPr>
-              <w:t xml:space="preserve"> 6  </w:t>
-            </w:r>
-            <w:r>
-              <w:rPr>
-                <w:rFonts w:ascii="Consolas" w:cs="Consolas" w:eastAsia="맑은 고딕" w:hAnsi="Consolas"/>
-                <w:b w:val="false"/>
-                <w:bCs w:val="false"/>
-                <w:i w:val="false"/>
-                <w:iCs w:val="false"/>
-                <w:color w:val="24292F"/>
-                <w:sz w:val="17"/>
-                <w:szCs w:val="17"/>
-              </w:rPr>
-              <w:t xml:space="preserve">  </w:t>
-            </w:r>
-            <w:r>
-              <w:rPr>
-                <w:rFonts w:ascii="Consolas" w:cs="Consolas" w:eastAsia="맑은 고딕" w:hAnsi="Consolas"/>
-                <w:b/>
-                <w:bCs/>
-                <w:i w:val="false"/>
-                <w:iCs w:val="false"/>
-                <w:color w:val="0033B3"/>
-                <w:sz w:val="17"/>
-                <w:szCs w:val="17"/>
-              </w:rPr>
-              <w:t xml:space="preserve">&lt;title</w:t>
-            </w:r>
-            <w:r>
-              <w:rPr>
-                <w:rFonts w:ascii="Consolas" w:cs="Consolas" w:eastAsia="맑은 고딕" w:hAnsi="Consolas"/>
-                <w:b/>
-                <w:bCs/>
-                <w:i w:val="false"/>
-                <w:iCs w:val="false"/>
-                <w:color w:val="0033B3"/>
-                <w:sz w:val="17"/>
-                <w:szCs w:val="17"/>
-              </w:rPr>
-              <w:t xml:space="preserve">&gt;</w:t>
-            </w:r>
-            <w:r>
-              <w:rPr>
-                <w:rFonts w:ascii="Consolas" w:cs="Consolas" w:eastAsia="맑은 고딕" w:hAnsi="Consolas"/>
-                <w:b w:val="false"/>
-                <w:bCs w:val="false"/>
-                <w:i w:val="false"/>
-                <w:iCs w:val="false"/>
-                <w:color w:val="24292F"/>
-                <w:sz w:val="17"/>
-                <w:szCs w:val="17"/>
-              </w:rPr>
-              <w:t xml:space="preserve">주석과 개발자 도구</w:t>
-            </w:r>
-            <w:r>
-              <w:rPr>
-                <w:rFonts w:ascii="Consolas" w:cs="Consolas" w:eastAsia="맑은 고딕" w:hAnsi="Consolas"/>
-                <w:b/>
-                <w:bCs/>
-                <w:i w:val="false"/>
-                <w:iCs w:val="false"/>
-                <w:color w:val="0033B3"/>
-                <w:sz w:val="17"/>
-                <w:szCs w:val="17"/>
-              </w:rPr>
-              <w:t xml:space="preserve">&lt;/title</w:t>
-            </w:r>
-            <w:r>
-              <w:rPr>
-                <w:rFonts w:ascii="Consolas" w:cs="Consolas" w:eastAsia="맑은 고딕" w:hAnsi="Consolas"/>
-                <w:b/>
-                <w:bCs/>
-                <w:i w:val="false"/>
-                <w:iCs w:val="false"/>
-                <w:color w:val="0033B3"/>
-                <w:sz w:val="17"/>
-                <w:szCs w:val="17"/>
-              </w:rPr>
-              <w:t xml:space="preserve">&gt;</w:t>
-            </w:r>
-          </w:p>
-          <w:p>
-            <w:pPr>
-              <w:spacing w:after="0" w:line="252"/>
-            </w:pPr>
-            <w:r>
-              <w:rPr>
-                <w:rFonts w:ascii="Consolas" w:cs="Consolas" w:eastAsia="맑은 고딕" w:hAnsi="Consolas"/>
-                <w:color w:val="A0A0A0"/>
-                <w:sz w:val="17"/>
-                <w:szCs w:val="17"/>
-              </w:rPr>
-              <w:t xml:space="preserve"> 7  </w:t>
-            </w:r>
-            <w:r>
-              <w:rPr>
-                <w:rFonts w:ascii="Consolas" w:cs="Consolas" w:eastAsia="맑은 고딕" w:hAnsi="Consolas"/>
-                <w:b/>
-                <w:bCs/>
-                <w:i w:val="false"/>
-                <w:iCs w:val="false"/>
-                <w:color w:val="0033B3"/>
-                <w:sz w:val="17"/>
-                <w:szCs w:val="17"/>
-              </w:rPr>
-              <w:t xml:space="preserve">&lt;/head</w:t>
-            </w:r>
-            <w:r>
-              <w:rPr>
-                <w:rFonts w:ascii="Consolas" w:cs="Consolas" w:eastAsia="맑은 고딕" w:hAnsi="Consolas"/>
-                <w:b/>
-                <w:bCs/>
-                <w:i w:val="false"/>
-                <w:iCs w:val="false"/>
-                <w:color w:val="0033B3"/>
-                <w:sz w:val="17"/>
-                <w:szCs w:val="17"/>
-              </w:rPr>
-              <w:t xml:space="preserve">&gt;</w:t>
-            </w:r>
-          </w:p>
-          <w:p>
-            <w:pPr>
-              <w:spacing w:after="0" w:line="252"/>
-            </w:pPr>
-            <w:r>
-              <w:rPr>
-                <w:rFonts w:ascii="Consolas" w:cs="Consolas" w:eastAsia="맑은 고딕" w:hAnsi="Consolas"/>
-                <w:color w:val="A0A0A0"/>
-                <w:sz w:val="17"/>
-                <w:szCs w:val="17"/>
-              </w:rPr>
-              <w:t xml:space="preserve"> 8  </w:t>
-            </w:r>
-            <w:r>
-              <w:rPr>
-                <w:rFonts w:ascii="Consolas" w:cs="Consolas" w:eastAsia="맑은 고딕" w:hAnsi="Consolas"/>
-                <w:b/>
-                <w:bCs/>
-                <w:i w:val="false"/>
-                <w:iCs w:val="false"/>
-                <w:color w:val="0033B3"/>
-                <w:sz w:val="17"/>
-                <w:szCs w:val="17"/>
-              </w:rPr>
-              <w:t xml:space="preserve">&lt;body</w:t>
-            </w:r>
-            <w:r>
-              <w:rPr>
-                <w:rFonts w:ascii="Consolas" w:cs="Consolas" w:eastAsia="맑은 고딕" w:hAnsi="Consolas"/>
-                <w:b/>
-                <w:bCs/>
-                <w:i w:val="false"/>
-                <w:iCs w:val="false"/>
-                <w:color w:val="0033B3"/>
-                <w:sz w:val="17"/>
-                <w:szCs w:val="17"/>
-              </w:rPr>
-              <w:t xml:space="preserve">&gt;</w:t>
-            </w:r>
-          </w:p>
-          <w:p>
-            <w:pPr>
-              <w:spacing w:after="0" w:line="252"/>
-            </w:pPr>
-            <w:r>
-              <w:rPr>
-                <w:rFonts w:ascii="Consolas" w:cs="Consolas" w:eastAsia="맑은 고딕" w:hAnsi="Consolas"/>
-                <w:color w:val="A0A0A0"/>
-                <w:sz w:val="17"/>
-                <w:szCs w:val="17"/>
-              </w:rPr>
-              <w:t xml:space="preserve"> 9  </w:t>
-            </w:r>
-            <w:r>
-              <w:rPr>
-                <w:rFonts w:ascii="Consolas" w:cs="Consolas" w:eastAsia="맑은 고딕" w:hAnsi="Consolas"/>
-                <w:b w:val="false"/>
-                <w:bCs w:val="false"/>
-                <w:i w:val="false"/>
-                <w:iCs w:val="false"/>
-                <w:color w:val="24292F"/>
-                <w:sz w:val="17"/>
-                <w:szCs w:val="17"/>
-              </w:rPr>
-              <w:t xml:space="preserve">  </w:t>
-            </w:r>
-            <w:r>
-              <w:rPr>
-                <w:rFonts w:ascii="Consolas" w:cs="Consolas" w:eastAsia="맑은 고딕" w:hAnsi="Consolas"/>
                 <w:b w:val="false"/>
                 <w:bCs w:val="false"/>
                 <w:i/>
@@ -13163,7 +13425,7 @@
                 <w:sz w:val="17"/>
                 <w:szCs w:val="17"/>
               </w:rPr>
-              <w:t xml:space="preserve">&lt;!-- 주석: 브라우저 화면에는 보이지 않아요 --&gt;</w:t>
+              <w:t xml:space="preserve">&lt;!-- 이 문서는 HTML5 문서예요 (항상 맨 첫 줄) --&gt;</w:t>
             </w:r>
           </w:p>
           <w:p>
@@ -13177,7 +13439,20 @@
                 <w:sz w:val="17"/>
                 <w:szCs w:val="17"/>
               </w:rPr>
-              <w:t xml:space="preserve">10  </w:t>
+              <w:t xml:space="preserve"> 3  </w:t>
+            </w:r>
+            <w:r>
+              <w:rPr>
+                <w:rFonts w:ascii="Consolas" w:cs="Consolas" w:eastAsia="맑은 고딕" w:hAnsi="Consolas"/>
+                <w:b/>
+                <w:bCs/>
+                <w:i w:val="false"/>
+                <w:iCs w:val="false"/>
+                <w:color w:val="0033B3"/>
+                <w:sz w:val="17"/>
+                <w:szCs w:val="17"/>
+              </w:rPr>
+              <w:t xml:space="preserve">&lt;html</w:t>
             </w:r>
             <w:r>
               <w:rPr>
@@ -13190,20 +13465,46 @@
                 <w:sz w:val="17"/>
                 <w:szCs w:val="17"/>
               </w:rPr>
-              <w:t xml:space="preserve">  </w:t>
-            </w:r>
-            <w:r>
-              <w:rPr>
-                <w:rFonts w:ascii="Consolas" w:cs="Consolas" w:eastAsia="맑은 고딕" w:hAnsi="Consolas"/>
-                <w:b/>
-                <w:bCs/>
-                <w:i w:val="false"/>
-                <w:iCs w:val="false"/>
-                <w:color w:val="0033B3"/>
-                <w:sz w:val="17"/>
-                <w:szCs w:val="17"/>
-              </w:rPr>
-              <w:t xml:space="preserve">&lt;h1</w:t>
+              <w:t xml:space="preserve"> </w:t>
+            </w:r>
+            <w:r>
+              <w:rPr>
+                <w:rFonts w:ascii="Consolas" w:cs="Consolas" w:eastAsia="맑은 고딕" w:hAnsi="Consolas"/>
+                <w:b w:val="false"/>
+                <w:bCs w:val="false"/>
+                <w:i w:val="false"/>
+                <w:iCs w:val="false"/>
+                <w:color w:val="9E880D"/>
+                <w:sz w:val="17"/>
+                <w:szCs w:val="17"/>
+              </w:rPr>
+              <w:t xml:space="preserve">lang</w:t>
+            </w:r>
+            <w:r>
+              <w:rPr>
+                <w:rFonts w:ascii="Consolas" w:cs="Consolas" w:eastAsia="맑은 고딕" w:hAnsi="Consolas"/>
+                <w:b w:val="false"/>
+                <w:bCs w:val="false"/>
+                <w:i w:val="false"/>
+                <w:iCs w:val="false"/>
+                <w:color w:val="24292F"/>
+                <w:sz w:val="17"/>
+                <w:szCs w:val="17"/>
+              </w:rPr>
+              <w:t xml:space="preserve">=</w:t>
+            </w:r>
+            <w:r>
+              <w:rPr>
+                <w:rFonts w:ascii="Consolas" w:cs="Consolas" w:eastAsia="맑은 고딕" w:hAnsi="Consolas"/>
+                <w:b w:val="false"/>
+                <w:bCs w:val="false"/>
+                <w:i w:val="false"/>
+                <w:iCs w:val="false"/>
+                <w:color w:val="A31515"/>
+                <w:sz w:val="17"/>
+                <w:szCs w:val="17"/>
+              </w:rPr>
+              <w:t xml:space="preserve">"ko"</w:t>
             </w:r>
             <w:r>
               <w:rPr>
@@ -13218,31 +13519,32 @@
               </w:rPr>
               <w:t xml:space="preserve">&gt;</w:t>
             </w:r>
-            <w:r>
-              <w:rPr>
-                <w:rFonts w:ascii="Consolas" w:cs="Consolas" w:eastAsia="맑은 고딕" w:hAnsi="Consolas"/>
-                <w:b w:val="false"/>
-                <w:bCs w:val="false"/>
-                <w:i w:val="false"/>
-                <w:iCs w:val="false"/>
-                <w:color w:val="24292F"/>
-                <w:sz w:val="17"/>
-                <w:szCs w:val="17"/>
-              </w:rPr>
-              <w:t xml:space="preserve">개발자 도구로 살펴보기</w:t>
-            </w:r>
-            <w:r>
-              <w:rPr>
-                <w:rFonts w:ascii="Consolas" w:cs="Consolas" w:eastAsia="맑은 고딕" w:hAnsi="Consolas"/>
-                <w:b/>
-                <w:bCs/>
-                <w:i w:val="false"/>
-                <w:iCs w:val="false"/>
-                <w:color w:val="0033B3"/>
-                <w:sz w:val="17"/>
-                <w:szCs w:val="17"/>
-              </w:rPr>
-              <w:t xml:space="preserve">&lt;/h1</w:t>
+          </w:p>
+          <w:p>
+            <w:pPr>
+              <w:spacing w:after="0" w:line="252"/>
+            </w:pPr>
+            <w:r>
+              <w:rPr>
+                <w:rFonts w:ascii="Consolas" w:cs="Consolas" w:eastAsia="맑은 고딕" w:hAnsi="Consolas"/>
+                <w:color w:val="A0A0A0"/>
+                <w:sz w:val="17"/>
+                <w:szCs w:val="17"/>
+              </w:rPr>
+              <w:t xml:space="preserve"> 4  </w:t>
+            </w:r>
+            <w:r>
+              <w:rPr>
+                <w:rFonts w:ascii="Consolas" w:cs="Consolas" w:eastAsia="맑은 고딕" w:hAnsi="Consolas"/>
+                <w:b/>
+                <w:bCs/>
+                <w:i w:val="false"/>
+                <w:iCs w:val="false"/>
+                <w:color w:val="0033B3"/>
+                <w:sz w:val="17"/>
+                <w:szCs w:val="17"/>
+              </w:rPr>
+              <w:t xml:space="preserve">&lt;head</w:t>
             </w:r>
             <w:r>
               <w:rPr>
@@ -13269,255 +13571,7 @@
                 <w:sz w:val="17"/>
                 <w:szCs w:val="17"/>
               </w:rPr>
-              <w:t xml:space="preserve">11  </w:t>
-            </w:r>
-            <w:r>
-              <w:rPr>
-                <w:rFonts w:ascii="Consolas" w:cs="Consolas" w:eastAsia="맑은 고딕" w:hAnsi="Consolas"/>
-                <w:b w:val="false"/>
-                <w:bCs w:val="false"/>
-                <w:i w:val="false"/>
-                <w:iCs w:val="false"/>
-                <w:color w:val="24292F"/>
-                <w:sz w:val="17"/>
-                <w:szCs w:val="17"/>
-              </w:rPr>
-              <w:t xml:space="preserve">  </w:t>
-            </w:r>
-            <w:r>
-              <w:rPr>
-                <w:rFonts w:ascii="Consolas" w:cs="Consolas" w:eastAsia="맑은 고딕" w:hAnsi="Consolas"/>
-                <w:b/>
-                <w:bCs/>
-                <w:i w:val="false"/>
-                <w:iCs w:val="false"/>
-                <w:color w:val="0033B3"/>
-                <w:sz w:val="17"/>
-                <w:szCs w:val="17"/>
-              </w:rPr>
-              <w:t xml:space="preserve">&lt;p</w:t>
-            </w:r>
-            <w:r>
-              <w:rPr>
-                <w:rFonts w:ascii="Consolas" w:cs="Consolas" w:eastAsia="맑은 고딕" w:hAnsi="Consolas"/>
-                <w:b/>
-                <w:bCs/>
-                <w:i w:val="false"/>
-                <w:iCs w:val="false"/>
-                <w:color w:val="0033B3"/>
-                <w:sz w:val="17"/>
-                <w:szCs w:val="17"/>
-              </w:rPr>
-              <w:t xml:space="preserve">&gt;</w:t>
-            </w:r>
-            <w:r>
-              <w:rPr>
-                <w:rFonts w:ascii="Consolas" w:cs="Consolas" w:eastAsia="맑은 고딕" w:hAnsi="Consolas"/>
-                <w:b w:val="false"/>
-                <w:bCs w:val="false"/>
-                <w:i w:val="false"/>
-                <w:iCs w:val="false"/>
-                <w:color w:val="24292F"/>
-                <w:sz w:val="17"/>
-                <w:szCs w:val="17"/>
-              </w:rPr>
-              <w:t xml:space="preserve">키보드 </w:t>
-            </w:r>
-            <w:r>
-              <w:rPr>
-                <w:rFonts w:ascii="Consolas" w:cs="Consolas" w:eastAsia="맑은 고딕" w:hAnsi="Consolas"/>
-                <w:b/>
-                <w:bCs/>
-                <w:i w:val="false"/>
-                <w:iCs w:val="false"/>
-                <w:color w:val="0033B3"/>
-                <w:sz w:val="17"/>
-                <w:szCs w:val="17"/>
-              </w:rPr>
-              <w:t xml:space="preserve">&lt;kbd</w:t>
-            </w:r>
-            <w:r>
-              <w:rPr>
-                <w:rFonts w:ascii="Consolas" w:cs="Consolas" w:eastAsia="맑은 고딕" w:hAnsi="Consolas"/>
-                <w:b/>
-                <w:bCs/>
-                <w:i w:val="false"/>
-                <w:iCs w:val="false"/>
-                <w:color w:val="0033B3"/>
-                <w:sz w:val="17"/>
-                <w:szCs w:val="17"/>
-              </w:rPr>
-              <w:t xml:space="preserve">&gt;</w:t>
-            </w:r>
-            <w:r>
-              <w:rPr>
-                <w:rFonts w:ascii="Consolas" w:cs="Consolas" w:eastAsia="맑은 고딕" w:hAnsi="Consolas"/>
-                <w:b w:val="false"/>
-                <w:bCs w:val="false"/>
-                <w:i w:val="false"/>
-                <w:iCs w:val="false"/>
-                <w:color w:val="24292F"/>
-                <w:sz w:val="17"/>
-                <w:szCs w:val="17"/>
-              </w:rPr>
-              <w:t xml:space="preserve">F12</w:t>
-            </w:r>
-            <w:r>
-              <w:rPr>
-                <w:rFonts w:ascii="Consolas" w:cs="Consolas" w:eastAsia="맑은 고딕" w:hAnsi="Consolas"/>
-                <w:b/>
-                <w:bCs/>
-                <w:i w:val="false"/>
-                <w:iCs w:val="false"/>
-                <w:color w:val="0033B3"/>
-                <w:sz w:val="17"/>
-                <w:szCs w:val="17"/>
-              </w:rPr>
-              <w:t xml:space="preserve">&lt;/kbd</w:t>
-            </w:r>
-            <w:r>
-              <w:rPr>
-                <w:rFonts w:ascii="Consolas" w:cs="Consolas" w:eastAsia="맑은 고딕" w:hAnsi="Consolas"/>
-                <w:b/>
-                <w:bCs/>
-                <w:i w:val="false"/>
-                <w:iCs w:val="false"/>
-                <w:color w:val="0033B3"/>
-                <w:sz w:val="17"/>
-                <w:szCs w:val="17"/>
-              </w:rPr>
-              <w:t xml:space="preserve">&gt;</w:t>
-            </w:r>
-            <w:r>
-              <w:rPr>
-                <w:rFonts w:ascii="Consolas" w:cs="Consolas" w:eastAsia="맑은 고딕" w:hAnsi="Consolas"/>
-                <w:b w:val="false"/>
-                <w:bCs w:val="false"/>
-                <w:i w:val="false"/>
-                <w:iCs w:val="false"/>
-                <w:color w:val="24292F"/>
-                <w:sz w:val="17"/>
-                <w:szCs w:val="17"/>
-              </w:rPr>
-              <w:t xml:space="preserve"> 를 누르고 </w:t>
-            </w:r>
-            <w:r>
-              <w:rPr>
-                <w:rFonts w:ascii="Consolas" w:cs="Consolas" w:eastAsia="맑은 고딕" w:hAnsi="Consolas"/>
-                <w:b/>
-                <w:bCs/>
-                <w:i w:val="false"/>
-                <w:iCs w:val="false"/>
-                <w:color w:val="0033B3"/>
-                <w:sz w:val="17"/>
-                <w:szCs w:val="17"/>
-              </w:rPr>
-              <w:t xml:space="preserve">&lt;code</w:t>
-            </w:r>
-            <w:r>
-              <w:rPr>
-                <w:rFonts w:ascii="Consolas" w:cs="Consolas" w:eastAsia="맑은 고딕" w:hAnsi="Consolas"/>
-                <w:b/>
-                <w:bCs/>
-                <w:i w:val="false"/>
-                <w:iCs w:val="false"/>
-                <w:color w:val="0033B3"/>
-                <w:sz w:val="17"/>
-                <w:szCs w:val="17"/>
-              </w:rPr>
-              <w:t xml:space="preserve">&gt;</w:t>
-            </w:r>
-            <w:r>
-              <w:rPr>
-                <w:rFonts w:ascii="Consolas" w:cs="Consolas" w:eastAsia="맑은 고딕" w:hAnsi="Consolas"/>
-                <w:b w:val="false"/>
-                <w:bCs w:val="false"/>
-                <w:i w:val="false"/>
-                <w:iCs w:val="false"/>
-                <w:color w:val="24292F"/>
-                <w:sz w:val="17"/>
-                <w:szCs w:val="17"/>
-              </w:rPr>
-              <w:t xml:space="preserve">Elements</w:t>
-            </w:r>
-            <w:r>
-              <w:rPr>
-                <w:rFonts w:ascii="Consolas" w:cs="Consolas" w:eastAsia="맑은 고딕" w:hAnsi="Consolas"/>
-                <w:b/>
-                <w:bCs/>
-                <w:i w:val="false"/>
-                <w:iCs w:val="false"/>
-                <w:color w:val="0033B3"/>
-                <w:sz w:val="17"/>
-                <w:szCs w:val="17"/>
-              </w:rPr>
-              <w:t xml:space="preserve">&lt;/code</w:t>
-            </w:r>
-            <w:r>
-              <w:rPr>
-                <w:rFonts w:ascii="Consolas" w:cs="Consolas" w:eastAsia="맑은 고딕" w:hAnsi="Consolas"/>
-                <w:b/>
-                <w:bCs/>
-                <w:i w:val="false"/>
-                <w:iCs w:val="false"/>
-                <w:color w:val="0033B3"/>
-                <w:sz w:val="17"/>
-                <w:szCs w:val="17"/>
-              </w:rPr>
-              <w:t xml:space="preserve">&gt;</w:t>
-            </w:r>
-            <w:r>
-              <w:rPr>
-                <w:rFonts w:ascii="Consolas" w:cs="Consolas" w:eastAsia="맑은 고딕" w:hAnsi="Consolas"/>
-                <w:b w:val="false"/>
-                <w:bCs w:val="false"/>
-                <w:i w:val="false"/>
-                <w:iCs w:val="false"/>
-                <w:color w:val="24292F"/>
-                <w:sz w:val="17"/>
-                <w:szCs w:val="17"/>
-              </w:rPr>
-              <w:t xml:space="preserve"> 탭을 열어 보세요.</w:t>
-            </w:r>
-            <w:r>
-              <w:rPr>
-                <w:rFonts w:ascii="Consolas" w:cs="Consolas" w:eastAsia="맑은 고딕" w:hAnsi="Consolas"/>
-                <w:b/>
-                <w:bCs/>
-                <w:i w:val="false"/>
-                <w:iCs w:val="false"/>
-                <w:color w:val="0033B3"/>
-                <w:sz w:val="17"/>
-                <w:szCs w:val="17"/>
-              </w:rPr>
-              <w:t xml:space="preserve">&lt;/p</w:t>
-            </w:r>
-            <w:r>
-              <w:rPr>
-                <w:rFonts w:ascii="Consolas" w:cs="Consolas" w:eastAsia="맑은 고딕" w:hAnsi="Consolas"/>
-                <w:b/>
-                <w:bCs/>
-                <w:i w:val="false"/>
-                <w:iCs w:val="false"/>
-                <w:color w:val="0033B3"/>
-                <w:sz w:val="17"/>
-                <w:szCs w:val="17"/>
-              </w:rPr>
-              <w:t xml:space="preserve">&gt;</w:t>
-            </w:r>
-          </w:p>
-          <w:p>
-            <w:pPr>
-              <w:spacing w:after="0" w:line="252"/>
-            </w:pPr>
-            <w:r>
-              <w:rPr>
-                <w:rFonts w:ascii="Consolas" w:cs="Consolas" w:eastAsia="맑은 고딕" w:hAnsi="Consolas"/>
-                <w:color w:val="A0A0A0"/>
-                <w:sz w:val="17"/>
-                <w:szCs w:val="17"/>
-              </w:rPr>
-              <w:t xml:space="preserve">12  </w:t>
+              <w:t xml:space="preserve"> 5  </w:t>
             </w:r>
             <w:r>
               <w:rPr>
@@ -13543,6 +13597,940 @@
                 <w:sz w:val="17"/>
                 <w:szCs w:val="17"/>
               </w:rPr>
+              <w:t xml:space="preserve">&lt;!-- head: 화면에 보이지 않는 문서 정보 --&gt;</w:t>
+            </w:r>
+          </w:p>
+          <w:p>
+            <w:pPr>
+              <w:spacing w:after="0" w:line="252"/>
+            </w:pPr>
+            <w:r>
+              <w:rPr>
+                <w:rFonts w:ascii="Consolas" w:cs="Consolas" w:eastAsia="맑은 고딕" w:hAnsi="Consolas"/>
+                <w:color w:val="A0A0A0"/>
+                <w:sz w:val="17"/>
+                <w:szCs w:val="17"/>
+              </w:rPr>
+              <w:t xml:space="preserve"> 6  </w:t>
+            </w:r>
+            <w:r>
+              <w:rPr>
+                <w:rFonts w:ascii="Consolas" w:cs="Consolas" w:eastAsia="맑은 고딕" w:hAnsi="Consolas"/>
+                <w:b w:val="false"/>
+                <w:bCs w:val="false"/>
+                <w:i w:val="false"/>
+                <w:iCs w:val="false"/>
+                <w:color w:val="24292F"/>
+                <w:sz w:val="17"/>
+                <w:szCs w:val="17"/>
+              </w:rPr>
+              <w:t xml:space="preserve">  </w:t>
+            </w:r>
+            <w:r>
+              <w:rPr>
+                <w:rFonts w:ascii="Consolas" w:cs="Consolas" w:eastAsia="맑은 고딕" w:hAnsi="Consolas"/>
+                <w:b/>
+                <w:bCs/>
+                <w:i w:val="false"/>
+                <w:iCs w:val="false"/>
+                <w:color w:val="0033B3"/>
+                <w:sz w:val="17"/>
+                <w:szCs w:val="17"/>
+              </w:rPr>
+              <w:t xml:space="preserve">&lt;meta</w:t>
+            </w:r>
+            <w:r>
+              <w:rPr>
+                <w:rFonts w:ascii="Consolas" w:cs="Consolas" w:eastAsia="맑은 고딕" w:hAnsi="Consolas"/>
+                <w:b w:val="false"/>
+                <w:bCs w:val="false"/>
+                <w:i w:val="false"/>
+                <w:iCs w:val="false"/>
+                <w:color w:val="24292F"/>
+                <w:sz w:val="17"/>
+                <w:szCs w:val="17"/>
+              </w:rPr>
+              <w:t xml:space="preserve"> </w:t>
+            </w:r>
+            <w:r>
+              <w:rPr>
+                <w:rFonts w:ascii="Consolas" w:cs="Consolas" w:eastAsia="맑은 고딕" w:hAnsi="Consolas"/>
+                <w:b w:val="false"/>
+                <w:bCs w:val="false"/>
+                <w:i w:val="false"/>
+                <w:iCs w:val="false"/>
+                <w:color w:val="9E880D"/>
+                <w:sz w:val="17"/>
+                <w:szCs w:val="17"/>
+              </w:rPr>
+              <w:t xml:space="preserve">charset</w:t>
+            </w:r>
+            <w:r>
+              <w:rPr>
+                <w:rFonts w:ascii="Consolas" w:cs="Consolas" w:eastAsia="맑은 고딕" w:hAnsi="Consolas"/>
+                <w:b w:val="false"/>
+                <w:bCs w:val="false"/>
+                <w:i w:val="false"/>
+                <w:iCs w:val="false"/>
+                <w:color w:val="24292F"/>
+                <w:sz w:val="17"/>
+                <w:szCs w:val="17"/>
+              </w:rPr>
+              <w:t xml:space="preserve">=</w:t>
+            </w:r>
+            <w:r>
+              <w:rPr>
+                <w:rFonts w:ascii="Consolas" w:cs="Consolas" w:eastAsia="맑은 고딕" w:hAnsi="Consolas"/>
+                <w:b w:val="false"/>
+                <w:bCs w:val="false"/>
+                <w:i w:val="false"/>
+                <w:iCs w:val="false"/>
+                <w:color w:val="A31515"/>
+                <w:sz w:val="17"/>
+                <w:szCs w:val="17"/>
+              </w:rPr>
+              <w:t xml:space="preserve">"UTF-8"</w:t>
+            </w:r>
+            <w:r>
+              <w:rPr>
+                <w:rFonts w:ascii="Consolas" w:cs="Consolas" w:eastAsia="맑은 고딕" w:hAnsi="Consolas"/>
+                <w:b/>
+                <w:bCs/>
+                <w:i w:val="false"/>
+                <w:iCs w:val="false"/>
+                <w:color w:val="0033B3"/>
+                <w:sz w:val="17"/>
+                <w:szCs w:val="17"/>
+              </w:rPr>
+              <w:t xml:space="preserve">&gt;</w:t>
+            </w:r>
+          </w:p>
+          <w:p>
+            <w:pPr>
+              <w:spacing w:after="0" w:line="252"/>
+            </w:pPr>
+            <w:r>
+              <w:rPr>
+                <w:rFonts w:ascii="Consolas" w:cs="Consolas" w:eastAsia="맑은 고딕" w:hAnsi="Consolas"/>
+                <w:color w:val="A0A0A0"/>
+                <w:sz w:val="17"/>
+                <w:szCs w:val="17"/>
+              </w:rPr>
+              <w:t xml:space="preserve"> 7  </w:t>
+            </w:r>
+            <w:r>
+              <w:rPr>
+                <w:rFonts w:ascii="Consolas" w:cs="Consolas" w:eastAsia="맑은 고딕" w:hAnsi="Consolas"/>
+                <w:b w:val="false"/>
+                <w:bCs w:val="false"/>
+                <w:i w:val="false"/>
+                <w:iCs w:val="false"/>
+                <w:color w:val="24292F"/>
+                <w:sz w:val="17"/>
+                <w:szCs w:val="17"/>
+              </w:rPr>
+              <w:t xml:space="preserve">  </w:t>
+            </w:r>
+            <w:r>
+              <w:rPr>
+                <w:rFonts w:ascii="Consolas" w:cs="Consolas" w:eastAsia="맑은 고딕" w:hAnsi="Consolas"/>
+                <w:b/>
+                <w:bCs/>
+                <w:i w:val="false"/>
+                <w:iCs w:val="false"/>
+                <w:color w:val="0033B3"/>
+                <w:sz w:val="17"/>
+                <w:szCs w:val="17"/>
+              </w:rPr>
+              <w:t xml:space="preserve">&lt;meta</w:t>
+            </w:r>
+            <w:r>
+              <w:rPr>
+                <w:rFonts w:ascii="Consolas" w:cs="Consolas" w:eastAsia="맑은 고딕" w:hAnsi="Consolas"/>
+                <w:b w:val="false"/>
+                <w:bCs w:val="false"/>
+                <w:i w:val="false"/>
+                <w:iCs w:val="false"/>
+                <w:color w:val="24292F"/>
+                <w:sz w:val="17"/>
+                <w:szCs w:val="17"/>
+              </w:rPr>
+              <w:t xml:space="preserve"> </w:t>
+            </w:r>
+            <w:r>
+              <w:rPr>
+                <w:rFonts w:ascii="Consolas" w:cs="Consolas" w:eastAsia="맑은 고딕" w:hAnsi="Consolas"/>
+                <w:b w:val="false"/>
+                <w:bCs w:val="false"/>
+                <w:i w:val="false"/>
+                <w:iCs w:val="false"/>
+                <w:color w:val="9E880D"/>
+                <w:sz w:val="17"/>
+                <w:szCs w:val="17"/>
+              </w:rPr>
+              <w:t xml:space="preserve">name</w:t>
+            </w:r>
+            <w:r>
+              <w:rPr>
+                <w:rFonts w:ascii="Consolas" w:cs="Consolas" w:eastAsia="맑은 고딕" w:hAnsi="Consolas"/>
+                <w:b w:val="false"/>
+                <w:bCs w:val="false"/>
+                <w:i w:val="false"/>
+                <w:iCs w:val="false"/>
+                <w:color w:val="24292F"/>
+                <w:sz w:val="17"/>
+                <w:szCs w:val="17"/>
+              </w:rPr>
+              <w:t xml:space="preserve">=</w:t>
+            </w:r>
+            <w:r>
+              <w:rPr>
+                <w:rFonts w:ascii="Consolas" w:cs="Consolas" w:eastAsia="맑은 고딕" w:hAnsi="Consolas"/>
+                <w:b w:val="false"/>
+                <w:bCs w:val="false"/>
+                <w:i w:val="false"/>
+                <w:iCs w:val="false"/>
+                <w:color w:val="A31515"/>
+                <w:sz w:val="17"/>
+                <w:szCs w:val="17"/>
+              </w:rPr>
+              <w:t xml:space="preserve">"viewport"</w:t>
+            </w:r>
+            <w:r>
+              <w:rPr>
+                <w:rFonts w:ascii="Consolas" w:cs="Consolas" w:eastAsia="맑은 고딕" w:hAnsi="Consolas"/>
+                <w:b w:val="false"/>
+                <w:bCs w:val="false"/>
+                <w:i w:val="false"/>
+                <w:iCs w:val="false"/>
+                <w:color w:val="24292F"/>
+                <w:sz w:val="17"/>
+                <w:szCs w:val="17"/>
+              </w:rPr>
+              <w:t xml:space="preserve"> </w:t>
+            </w:r>
+            <w:r>
+              <w:rPr>
+                <w:rFonts w:ascii="Consolas" w:cs="Consolas" w:eastAsia="맑은 고딕" w:hAnsi="Consolas"/>
+                <w:b w:val="false"/>
+                <w:bCs w:val="false"/>
+                <w:i w:val="false"/>
+                <w:iCs w:val="false"/>
+                <w:color w:val="9E880D"/>
+                <w:sz w:val="17"/>
+                <w:szCs w:val="17"/>
+              </w:rPr>
+              <w:t xml:space="preserve">content</w:t>
+            </w:r>
+            <w:r>
+              <w:rPr>
+                <w:rFonts w:ascii="Consolas" w:cs="Consolas" w:eastAsia="맑은 고딕" w:hAnsi="Consolas"/>
+                <w:b w:val="false"/>
+                <w:bCs w:val="false"/>
+                <w:i w:val="false"/>
+                <w:iCs w:val="false"/>
+                <w:color w:val="24292F"/>
+                <w:sz w:val="17"/>
+                <w:szCs w:val="17"/>
+              </w:rPr>
+              <w:t xml:space="preserve">=</w:t>
+            </w:r>
+            <w:r>
+              <w:rPr>
+                <w:rFonts w:ascii="Consolas" w:cs="Consolas" w:eastAsia="맑은 고딕" w:hAnsi="Consolas"/>
+                <w:b w:val="false"/>
+                <w:bCs w:val="false"/>
+                <w:i w:val="false"/>
+                <w:iCs w:val="false"/>
+                <w:color w:val="A31515"/>
+                <w:sz w:val="17"/>
+                <w:szCs w:val="17"/>
+              </w:rPr>
+              <w:t xml:space="preserve">"width=device-width, initial-scale=1.0"</w:t>
+            </w:r>
+            <w:r>
+              <w:rPr>
+                <w:rFonts w:ascii="Consolas" w:cs="Consolas" w:eastAsia="맑은 고딕" w:hAnsi="Consolas"/>
+                <w:b/>
+                <w:bCs/>
+                <w:i w:val="false"/>
+                <w:iCs w:val="false"/>
+                <w:color w:val="0033B3"/>
+                <w:sz w:val="17"/>
+                <w:szCs w:val="17"/>
+              </w:rPr>
+              <w:t xml:space="preserve">&gt;</w:t>
+            </w:r>
+          </w:p>
+          <w:p>
+            <w:pPr>
+              <w:spacing w:after="0" w:line="252"/>
+            </w:pPr>
+            <w:r>
+              <w:rPr>
+                <w:rFonts w:ascii="Consolas" w:cs="Consolas" w:eastAsia="맑은 고딕" w:hAnsi="Consolas"/>
+                <w:color w:val="A0A0A0"/>
+                <w:sz w:val="17"/>
+                <w:szCs w:val="17"/>
+              </w:rPr>
+              <w:t xml:space="preserve"> 8  </w:t>
+            </w:r>
+            <w:r>
+              <w:rPr>
+                <w:rFonts w:ascii="Consolas" w:cs="Consolas" w:eastAsia="맑은 고딕" w:hAnsi="Consolas"/>
+                <w:b w:val="false"/>
+                <w:bCs w:val="false"/>
+                <w:i w:val="false"/>
+                <w:iCs w:val="false"/>
+                <w:color w:val="24292F"/>
+                <w:sz w:val="17"/>
+                <w:szCs w:val="17"/>
+              </w:rPr>
+              <w:t xml:space="preserve">  </w:t>
+            </w:r>
+            <w:r>
+              <w:rPr>
+                <w:rFonts w:ascii="Consolas" w:cs="Consolas" w:eastAsia="맑은 고딕" w:hAnsi="Consolas"/>
+                <w:b/>
+                <w:bCs/>
+                <w:i w:val="false"/>
+                <w:iCs w:val="false"/>
+                <w:color w:val="0033B3"/>
+                <w:sz w:val="17"/>
+                <w:szCs w:val="17"/>
+              </w:rPr>
+              <w:t xml:space="preserve">&lt;title</w:t>
+            </w:r>
+            <w:r>
+              <w:rPr>
+                <w:rFonts w:ascii="Consolas" w:cs="Consolas" w:eastAsia="맑은 고딕" w:hAnsi="Consolas"/>
+                <w:b/>
+                <w:bCs/>
+                <w:i w:val="false"/>
+                <w:iCs w:val="false"/>
+                <w:color w:val="0033B3"/>
+                <w:sz w:val="17"/>
+                <w:szCs w:val="17"/>
+              </w:rPr>
+              <w:t xml:space="preserve">&gt;</w:t>
+            </w:r>
+            <w:r>
+              <w:rPr>
+                <w:rFonts w:ascii="Consolas" w:cs="Consolas" w:eastAsia="맑은 고딕" w:hAnsi="Consolas"/>
+                <w:b w:val="false"/>
+                <w:bCs w:val="false"/>
+                <w:i w:val="false"/>
+                <w:iCs w:val="false"/>
+                <w:color w:val="24292F"/>
+                <w:sz w:val="17"/>
+                <w:szCs w:val="17"/>
+              </w:rPr>
+              <w:t xml:space="preserve">주석과 개발자 도구</w:t>
+            </w:r>
+            <w:r>
+              <w:rPr>
+                <w:rFonts w:ascii="Consolas" w:cs="Consolas" w:eastAsia="맑은 고딕" w:hAnsi="Consolas"/>
+                <w:b/>
+                <w:bCs/>
+                <w:i w:val="false"/>
+                <w:iCs w:val="false"/>
+                <w:color w:val="0033B3"/>
+                <w:sz w:val="17"/>
+                <w:szCs w:val="17"/>
+              </w:rPr>
+              <w:t xml:space="preserve">&lt;/title</w:t>
+            </w:r>
+            <w:r>
+              <w:rPr>
+                <w:rFonts w:ascii="Consolas" w:cs="Consolas" w:eastAsia="맑은 고딕" w:hAnsi="Consolas"/>
+                <w:b/>
+                <w:bCs/>
+                <w:i w:val="false"/>
+                <w:iCs w:val="false"/>
+                <w:color w:val="0033B3"/>
+                <w:sz w:val="17"/>
+                <w:szCs w:val="17"/>
+              </w:rPr>
+              <w:t xml:space="preserve">&gt;</w:t>
+            </w:r>
+          </w:p>
+          <w:p>
+            <w:pPr>
+              <w:spacing w:after="0" w:line="252"/>
+            </w:pPr>
+            <w:r>
+              <w:rPr>
+                <w:rFonts w:ascii="Consolas" w:cs="Consolas" w:eastAsia="맑은 고딕" w:hAnsi="Consolas"/>
+                <w:color w:val="A0A0A0"/>
+                <w:sz w:val="17"/>
+                <w:szCs w:val="17"/>
+              </w:rPr>
+              <w:t xml:space="preserve"> 9  </w:t>
+            </w:r>
+            <w:r>
+              <w:rPr>
+                <w:rFonts w:ascii="Consolas" w:cs="Consolas" w:eastAsia="맑은 고딕" w:hAnsi="Consolas"/>
+                <w:b/>
+                <w:bCs/>
+                <w:i w:val="false"/>
+                <w:iCs w:val="false"/>
+                <w:color w:val="0033B3"/>
+                <w:sz w:val="17"/>
+                <w:szCs w:val="17"/>
+              </w:rPr>
+              <w:t xml:space="preserve">&lt;/head</w:t>
+            </w:r>
+            <w:r>
+              <w:rPr>
+                <w:rFonts w:ascii="Consolas" w:cs="Consolas" w:eastAsia="맑은 고딕" w:hAnsi="Consolas"/>
+                <w:b/>
+                <w:bCs/>
+                <w:i w:val="false"/>
+                <w:iCs w:val="false"/>
+                <w:color w:val="0033B3"/>
+                <w:sz w:val="17"/>
+                <w:szCs w:val="17"/>
+              </w:rPr>
+              <w:t xml:space="preserve">&gt;</w:t>
+            </w:r>
+          </w:p>
+          <w:p>
+            <w:pPr>
+              <w:spacing w:after="0" w:line="252"/>
+            </w:pPr>
+            <w:r>
+              <w:rPr>
+                <w:rFonts w:ascii="Consolas" w:cs="Consolas" w:eastAsia="맑은 고딕" w:hAnsi="Consolas"/>
+                <w:color w:val="A0A0A0"/>
+                <w:sz w:val="17"/>
+                <w:szCs w:val="17"/>
+              </w:rPr>
+              <w:t xml:space="preserve">10  </w:t>
+            </w:r>
+            <w:r>
+              <w:rPr>
+                <w:rFonts w:ascii="Consolas" w:cs="Consolas" w:eastAsia="맑은 고딕" w:hAnsi="Consolas"/>
+                <w:b/>
+                <w:bCs/>
+                <w:i w:val="false"/>
+                <w:iCs w:val="false"/>
+                <w:color w:val="0033B3"/>
+                <w:sz w:val="17"/>
+                <w:szCs w:val="17"/>
+              </w:rPr>
+              <w:t xml:space="preserve">&lt;body</w:t>
+            </w:r>
+            <w:r>
+              <w:rPr>
+                <w:rFonts w:ascii="Consolas" w:cs="Consolas" w:eastAsia="맑은 고딕" w:hAnsi="Consolas"/>
+                <w:b/>
+                <w:bCs/>
+                <w:i w:val="false"/>
+                <w:iCs w:val="false"/>
+                <w:color w:val="0033B3"/>
+                <w:sz w:val="17"/>
+                <w:szCs w:val="17"/>
+              </w:rPr>
+              <w:t xml:space="preserve">&gt;</w:t>
+            </w:r>
+          </w:p>
+          <w:p>
+            <w:pPr>
+              <w:spacing w:after="0" w:line="252"/>
+            </w:pPr>
+            <w:r>
+              <w:rPr>
+                <w:rFonts w:ascii="Consolas" w:cs="Consolas" w:eastAsia="맑은 고딕" w:hAnsi="Consolas"/>
+                <w:color w:val="A0A0A0"/>
+                <w:sz w:val="17"/>
+                <w:szCs w:val="17"/>
+              </w:rPr>
+              <w:t xml:space="preserve">11  </w:t>
+            </w:r>
+            <w:r>
+              <w:rPr>
+                <w:rFonts w:ascii="Consolas" w:cs="Consolas" w:eastAsia="맑은 고딕" w:hAnsi="Consolas"/>
+                <w:b w:val="false"/>
+                <w:bCs w:val="false"/>
+                <w:i w:val="false"/>
+                <w:iCs w:val="false"/>
+                <w:color w:val="24292F"/>
+                <w:sz w:val="17"/>
+                <w:szCs w:val="17"/>
+              </w:rPr>
+              <w:t xml:space="preserve">  </w:t>
+            </w:r>
+            <w:r>
+              <w:rPr>
+                <w:rFonts w:ascii="Consolas" w:cs="Consolas" w:eastAsia="맑은 고딕" w:hAnsi="Consolas"/>
+                <w:b w:val="false"/>
+                <w:bCs w:val="false"/>
+                <w:i/>
+                <w:iCs/>
+                <w:color w:val="6A9955"/>
+                <w:sz w:val="17"/>
+                <w:szCs w:val="17"/>
+              </w:rPr>
+              <w:t xml:space="preserve">&lt;!-- body: 화면에 보이는 내용 --&gt;</w:t>
+            </w:r>
+          </w:p>
+          <w:p>
+            <w:pPr>
+              <w:spacing w:after="0" w:line="252"/>
+            </w:pPr>
+            <w:r>
+              <w:rPr>
+                <w:rFonts w:ascii="Consolas" w:cs="Consolas" w:eastAsia="맑은 고딕" w:hAnsi="Consolas"/>
+                <w:color w:val="A0A0A0"/>
+                <w:sz w:val="17"/>
+                <w:szCs w:val="17"/>
+              </w:rPr>
+              <w:t xml:space="preserve">12  </w:t>
+            </w:r>
+            <w:r>
+              <w:rPr>
+                <w:rFonts w:ascii="Consolas" w:cs="Consolas" w:eastAsia="맑은 고딕" w:hAnsi="Consolas"/>
+                <w:b w:val="false"/>
+                <w:bCs w:val="false"/>
+                <w:i w:val="false"/>
+                <w:iCs w:val="false"/>
+                <w:color w:val="24292F"/>
+                <w:sz w:val="17"/>
+                <w:szCs w:val="17"/>
+              </w:rPr>
+              <w:t xml:space="preserve">  </w:t>
+            </w:r>
+            <w:r>
+              <w:rPr>
+                <w:rFonts w:ascii="Consolas" w:cs="Consolas" w:eastAsia="맑은 고딕" w:hAnsi="Consolas"/>
+                <w:b w:val="false"/>
+                <w:bCs w:val="false"/>
+                <w:i/>
+                <w:iCs/>
+                <w:color w:val="6A9955"/>
+                <w:sz w:val="17"/>
+                <w:szCs w:val="17"/>
+              </w:rPr>
+              <w:t xml:space="preserve">&lt;!-- 주석: 브라우저 화면에는 보이지 않아요 --&gt;</w:t>
+            </w:r>
+          </w:p>
+          <w:p>
+            <w:pPr>
+              <w:spacing w:after="0" w:line="252"/>
+            </w:pPr>
+            <w:r>
+              <w:rPr>
+                <w:rFonts w:ascii="Consolas" w:cs="Consolas" w:eastAsia="맑은 고딕" w:hAnsi="Consolas"/>
+                <w:color w:val="A0A0A0"/>
+                <w:sz w:val="17"/>
+                <w:szCs w:val="17"/>
+              </w:rPr>
+              <w:t xml:space="preserve">13  </w:t>
+            </w:r>
+            <w:r>
+              <w:rPr>
+                <w:rFonts w:ascii="Consolas" w:cs="Consolas" w:eastAsia="맑은 고딕" w:hAnsi="Consolas"/>
+                <w:b w:val="false"/>
+                <w:bCs w:val="false"/>
+                <w:i w:val="false"/>
+                <w:iCs w:val="false"/>
+                <w:color w:val="24292F"/>
+                <w:sz w:val="17"/>
+                <w:szCs w:val="17"/>
+              </w:rPr>
+              <w:t xml:space="preserve">  </w:t>
+            </w:r>
+            <w:r>
+              <w:rPr>
+                <w:rFonts w:ascii="Consolas" w:cs="Consolas" w:eastAsia="맑은 고딕" w:hAnsi="Consolas"/>
+                <w:b/>
+                <w:bCs/>
+                <w:i w:val="false"/>
+                <w:iCs w:val="false"/>
+                <w:color w:val="0033B3"/>
+                <w:sz w:val="17"/>
+                <w:szCs w:val="17"/>
+              </w:rPr>
+              <w:t xml:space="preserve">&lt;h1</w:t>
+            </w:r>
+            <w:r>
+              <w:rPr>
+                <w:rFonts w:ascii="Consolas" w:cs="Consolas" w:eastAsia="맑은 고딕" w:hAnsi="Consolas"/>
+                <w:b/>
+                <w:bCs/>
+                <w:i w:val="false"/>
+                <w:iCs w:val="false"/>
+                <w:color w:val="0033B3"/>
+                <w:sz w:val="17"/>
+                <w:szCs w:val="17"/>
+              </w:rPr>
+              <w:t xml:space="preserve">&gt;</w:t>
+            </w:r>
+            <w:r>
+              <w:rPr>
+                <w:rFonts w:ascii="Consolas" w:cs="Consolas" w:eastAsia="맑은 고딕" w:hAnsi="Consolas"/>
+                <w:b w:val="false"/>
+                <w:bCs w:val="false"/>
+                <w:i w:val="false"/>
+                <w:iCs w:val="false"/>
+                <w:color w:val="24292F"/>
+                <w:sz w:val="17"/>
+                <w:szCs w:val="17"/>
+              </w:rPr>
+              <w:t xml:space="preserve">개발자 도구로 살펴보기</w:t>
+            </w:r>
+            <w:r>
+              <w:rPr>
+                <w:rFonts w:ascii="Consolas" w:cs="Consolas" w:eastAsia="맑은 고딕" w:hAnsi="Consolas"/>
+                <w:b/>
+                <w:bCs/>
+                <w:i w:val="false"/>
+                <w:iCs w:val="false"/>
+                <w:color w:val="0033B3"/>
+                <w:sz w:val="17"/>
+                <w:szCs w:val="17"/>
+              </w:rPr>
+              <w:t xml:space="preserve">&lt;/h1</w:t>
+            </w:r>
+            <w:r>
+              <w:rPr>
+                <w:rFonts w:ascii="Consolas" w:cs="Consolas" w:eastAsia="맑은 고딕" w:hAnsi="Consolas"/>
+                <w:b/>
+                <w:bCs/>
+                <w:i w:val="false"/>
+                <w:iCs w:val="false"/>
+                <w:color w:val="0033B3"/>
+                <w:sz w:val="17"/>
+                <w:szCs w:val="17"/>
+              </w:rPr>
+              <w:t xml:space="preserve">&gt;</w:t>
+            </w:r>
+          </w:p>
+          <w:p>
+            <w:pPr>
+              <w:spacing w:after="0" w:line="252"/>
+            </w:pPr>
+            <w:r>
+              <w:rPr>
+                <w:rFonts w:ascii="Consolas" w:cs="Consolas" w:eastAsia="맑은 고딕" w:hAnsi="Consolas"/>
+                <w:color w:val="A0A0A0"/>
+                <w:sz w:val="17"/>
+                <w:szCs w:val="17"/>
+              </w:rPr>
+              <w:t xml:space="preserve">14  </w:t>
+            </w:r>
+            <w:r>
+              <w:rPr>
+                <w:rFonts w:ascii="Consolas" w:cs="Consolas" w:eastAsia="맑은 고딕" w:hAnsi="Consolas"/>
+                <w:b w:val="false"/>
+                <w:bCs w:val="false"/>
+                <w:i w:val="false"/>
+                <w:iCs w:val="false"/>
+                <w:color w:val="24292F"/>
+                <w:sz w:val="17"/>
+                <w:szCs w:val="17"/>
+              </w:rPr>
+              <w:t xml:space="preserve">  </w:t>
+            </w:r>
+            <w:r>
+              <w:rPr>
+                <w:rFonts w:ascii="Consolas" w:cs="Consolas" w:eastAsia="맑은 고딕" w:hAnsi="Consolas"/>
+                <w:b w:val="false"/>
+                <w:bCs w:val="false"/>
+                <w:i/>
+                <w:iCs/>
+                <w:color w:val="6A9955"/>
+                <w:sz w:val="17"/>
+                <w:szCs w:val="17"/>
+              </w:rPr>
+              <w:t xml:space="preserve">&lt;!-- kbd: 키보드 키, code: 코드 조각 --&gt;</w:t>
+            </w:r>
+          </w:p>
+          <w:p>
+            <w:pPr>
+              <w:spacing w:after="0" w:line="252"/>
+            </w:pPr>
+            <w:r>
+              <w:rPr>
+                <w:rFonts w:ascii="Consolas" w:cs="Consolas" w:eastAsia="맑은 고딕" w:hAnsi="Consolas"/>
+                <w:color w:val="A0A0A0"/>
+                <w:sz w:val="17"/>
+                <w:szCs w:val="17"/>
+              </w:rPr>
+              <w:t xml:space="preserve">15  </w:t>
+            </w:r>
+            <w:r>
+              <w:rPr>
+                <w:rFonts w:ascii="Consolas" w:cs="Consolas" w:eastAsia="맑은 고딕" w:hAnsi="Consolas"/>
+                <w:b w:val="false"/>
+                <w:bCs w:val="false"/>
+                <w:i w:val="false"/>
+                <w:iCs w:val="false"/>
+                <w:color w:val="24292F"/>
+                <w:sz w:val="17"/>
+                <w:szCs w:val="17"/>
+              </w:rPr>
+              <w:t xml:space="preserve">  </w:t>
+            </w:r>
+            <w:r>
+              <w:rPr>
+                <w:rFonts w:ascii="Consolas" w:cs="Consolas" w:eastAsia="맑은 고딕" w:hAnsi="Consolas"/>
+                <w:b/>
+                <w:bCs/>
+                <w:i w:val="false"/>
+                <w:iCs w:val="false"/>
+                <w:color w:val="0033B3"/>
+                <w:sz w:val="17"/>
+                <w:szCs w:val="17"/>
+              </w:rPr>
+              <w:t xml:space="preserve">&lt;p</w:t>
+            </w:r>
+            <w:r>
+              <w:rPr>
+                <w:rFonts w:ascii="Consolas" w:cs="Consolas" w:eastAsia="맑은 고딕" w:hAnsi="Consolas"/>
+                <w:b/>
+                <w:bCs/>
+                <w:i w:val="false"/>
+                <w:iCs w:val="false"/>
+                <w:color w:val="0033B3"/>
+                <w:sz w:val="17"/>
+                <w:szCs w:val="17"/>
+              </w:rPr>
+              <w:t xml:space="preserve">&gt;</w:t>
+            </w:r>
+            <w:r>
+              <w:rPr>
+                <w:rFonts w:ascii="Consolas" w:cs="Consolas" w:eastAsia="맑은 고딕" w:hAnsi="Consolas"/>
+                <w:b w:val="false"/>
+                <w:bCs w:val="false"/>
+                <w:i w:val="false"/>
+                <w:iCs w:val="false"/>
+                <w:color w:val="24292F"/>
+                <w:sz w:val="17"/>
+                <w:szCs w:val="17"/>
+              </w:rPr>
+              <w:t xml:space="preserve">키보드 </w:t>
+            </w:r>
+            <w:r>
+              <w:rPr>
+                <w:rFonts w:ascii="Consolas" w:cs="Consolas" w:eastAsia="맑은 고딕" w:hAnsi="Consolas"/>
+                <w:b/>
+                <w:bCs/>
+                <w:i w:val="false"/>
+                <w:iCs w:val="false"/>
+                <w:color w:val="0033B3"/>
+                <w:sz w:val="17"/>
+                <w:szCs w:val="17"/>
+              </w:rPr>
+              <w:t xml:space="preserve">&lt;kbd</w:t>
+            </w:r>
+            <w:r>
+              <w:rPr>
+                <w:rFonts w:ascii="Consolas" w:cs="Consolas" w:eastAsia="맑은 고딕" w:hAnsi="Consolas"/>
+                <w:b/>
+                <w:bCs/>
+                <w:i w:val="false"/>
+                <w:iCs w:val="false"/>
+                <w:color w:val="0033B3"/>
+                <w:sz w:val="17"/>
+                <w:szCs w:val="17"/>
+              </w:rPr>
+              <w:t xml:space="preserve">&gt;</w:t>
+            </w:r>
+            <w:r>
+              <w:rPr>
+                <w:rFonts w:ascii="Consolas" w:cs="Consolas" w:eastAsia="맑은 고딕" w:hAnsi="Consolas"/>
+                <w:b w:val="false"/>
+                <w:bCs w:val="false"/>
+                <w:i w:val="false"/>
+                <w:iCs w:val="false"/>
+                <w:color w:val="24292F"/>
+                <w:sz w:val="17"/>
+                <w:szCs w:val="17"/>
+              </w:rPr>
+              <w:t xml:space="preserve">F12</w:t>
+            </w:r>
+            <w:r>
+              <w:rPr>
+                <w:rFonts w:ascii="Consolas" w:cs="Consolas" w:eastAsia="맑은 고딕" w:hAnsi="Consolas"/>
+                <w:b/>
+                <w:bCs/>
+                <w:i w:val="false"/>
+                <w:iCs w:val="false"/>
+                <w:color w:val="0033B3"/>
+                <w:sz w:val="17"/>
+                <w:szCs w:val="17"/>
+              </w:rPr>
+              <w:t xml:space="preserve">&lt;/kbd</w:t>
+            </w:r>
+            <w:r>
+              <w:rPr>
+                <w:rFonts w:ascii="Consolas" w:cs="Consolas" w:eastAsia="맑은 고딕" w:hAnsi="Consolas"/>
+                <w:b/>
+                <w:bCs/>
+                <w:i w:val="false"/>
+                <w:iCs w:val="false"/>
+                <w:color w:val="0033B3"/>
+                <w:sz w:val="17"/>
+                <w:szCs w:val="17"/>
+              </w:rPr>
+              <w:t xml:space="preserve">&gt;</w:t>
+            </w:r>
+            <w:r>
+              <w:rPr>
+                <w:rFonts w:ascii="Consolas" w:cs="Consolas" w:eastAsia="맑은 고딕" w:hAnsi="Consolas"/>
+                <w:b w:val="false"/>
+                <w:bCs w:val="false"/>
+                <w:i w:val="false"/>
+                <w:iCs w:val="false"/>
+                <w:color w:val="24292F"/>
+                <w:sz w:val="17"/>
+                <w:szCs w:val="17"/>
+              </w:rPr>
+              <w:t xml:space="preserve"> 를 누르고 </w:t>
+            </w:r>
+            <w:r>
+              <w:rPr>
+                <w:rFonts w:ascii="Consolas" w:cs="Consolas" w:eastAsia="맑은 고딕" w:hAnsi="Consolas"/>
+                <w:b/>
+                <w:bCs/>
+                <w:i w:val="false"/>
+                <w:iCs w:val="false"/>
+                <w:color w:val="0033B3"/>
+                <w:sz w:val="17"/>
+                <w:szCs w:val="17"/>
+              </w:rPr>
+              <w:t xml:space="preserve">&lt;code</w:t>
+            </w:r>
+            <w:r>
+              <w:rPr>
+                <w:rFonts w:ascii="Consolas" w:cs="Consolas" w:eastAsia="맑은 고딕" w:hAnsi="Consolas"/>
+                <w:b/>
+                <w:bCs/>
+                <w:i w:val="false"/>
+                <w:iCs w:val="false"/>
+                <w:color w:val="0033B3"/>
+                <w:sz w:val="17"/>
+                <w:szCs w:val="17"/>
+              </w:rPr>
+              <w:t xml:space="preserve">&gt;</w:t>
+            </w:r>
+            <w:r>
+              <w:rPr>
+                <w:rFonts w:ascii="Consolas" w:cs="Consolas" w:eastAsia="맑은 고딕" w:hAnsi="Consolas"/>
+                <w:b w:val="false"/>
+                <w:bCs w:val="false"/>
+                <w:i w:val="false"/>
+                <w:iCs w:val="false"/>
+                <w:color w:val="24292F"/>
+                <w:sz w:val="17"/>
+                <w:szCs w:val="17"/>
+              </w:rPr>
+              <w:t xml:space="preserve">Elements</w:t>
+            </w:r>
+            <w:r>
+              <w:rPr>
+                <w:rFonts w:ascii="Consolas" w:cs="Consolas" w:eastAsia="맑은 고딕" w:hAnsi="Consolas"/>
+                <w:b/>
+                <w:bCs/>
+                <w:i w:val="false"/>
+                <w:iCs w:val="false"/>
+                <w:color w:val="0033B3"/>
+                <w:sz w:val="17"/>
+                <w:szCs w:val="17"/>
+              </w:rPr>
+              <w:t xml:space="preserve">&lt;/code</w:t>
+            </w:r>
+            <w:r>
+              <w:rPr>
+                <w:rFonts w:ascii="Consolas" w:cs="Consolas" w:eastAsia="맑은 고딕" w:hAnsi="Consolas"/>
+                <w:b/>
+                <w:bCs/>
+                <w:i w:val="false"/>
+                <w:iCs w:val="false"/>
+                <w:color w:val="0033B3"/>
+                <w:sz w:val="17"/>
+                <w:szCs w:val="17"/>
+              </w:rPr>
+              <w:t xml:space="preserve">&gt;</w:t>
+            </w:r>
+            <w:r>
+              <w:rPr>
+                <w:rFonts w:ascii="Consolas" w:cs="Consolas" w:eastAsia="맑은 고딕" w:hAnsi="Consolas"/>
+                <w:b w:val="false"/>
+                <w:bCs w:val="false"/>
+                <w:i w:val="false"/>
+                <w:iCs w:val="false"/>
+                <w:color w:val="24292F"/>
+                <w:sz w:val="17"/>
+                <w:szCs w:val="17"/>
+              </w:rPr>
+              <w:t xml:space="preserve"> 탭을 열어 보세요.</w:t>
+            </w:r>
+            <w:r>
+              <w:rPr>
+                <w:rFonts w:ascii="Consolas" w:cs="Consolas" w:eastAsia="맑은 고딕" w:hAnsi="Consolas"/>
+                <w:b/>
+                <w:bCs/>
+                <w:i w:val="false"/>
+                <w:iCs w:val="false"/>
+                <w:color w:val="0033B3"/>
+                <w:sz w:val="17"/>
+                <w:szCs w:val="17"/>
+              </w:rPr>
+              <w:t xml:space="preserve">&lt;/p</w:t>
+            </w:r>
+            <w:r>
+              <w:rPr>
+                <w:rFonts w:ascii="Consolas" w:cs="Consolas" w:eastAsia="맑은 고딕" w:hAnsi="Consolas"/>
+                <w:b/>
+                <w:bCs/>
+                <w:i w:val="false"/>
+                <w:iCs w:val="false"/>
+                <w:color w:val="0033B3"/>
+                <w:sz w:val="17"/>
+                <w:szCs w:val="17"/>
+              </w:rPr>
+              <w:t xml:space="preserve">&gt;</w:t>
+            </w:r>
+          </w:p>
+          <w:p>
+            <w:pPr>
+              <w:spacing w:after="0" w:line="252"/>
+            </w:pPr>
+            <w:r>
+              <w:rPr>
+                <w:rFonts w:ascii="Consolas" w:cs="Consolas" w:eastAsia="맑은 고딕" w:hAnsi="Consolas"/>
+                <w:color w:val="A0A0A0"/>
+                <w:sz w:val="17"/>
+                <w:szCs w:val="17"/>
+              </w:rPr>
+              <w:t xml:space="preserve">16  </w:t>
+            </w:r>
+            <w:r>
+              <w:rPr>
+                <w:rFonts w:ascii="Consolas" w:cs="Consolas" w:eastAsia="맑은 고딕" w:hAnsi="Consolas"/>
+                <w:b w:val="false"/>
+                <w:bCs w:val="false"/>
+                <w:i w:val="false"/>
+                <w:iCs w:val="false"/>
+                <w:color w:val="24292F"/>
+                <w:sz w:val="17"/>
+                <w:szCs w:val="17"/>
+              </w:rPr>
+              <w:t xml:space="preserve">  </w:t>
+            </w:r>
+            <w:r>
+              <w:rPr>
+                <w:rFonts w:ascii="Consolas" w:cs="Consolas" w:eastAsia="맑은 고딕" w:hAnsi="Consolas"/>
+                <w:b w:val="false"/>
+                <w:bCs w:val="false"/>
+                <w:i/>
+                <w:iCs/>
+                <w:color w:val="6A9955"/>
+                <w:sz w:val="17"/>
+                <w:szCs w:val="17"/>
+              </w:rPr>
               <w:t xml:space="preserve">&lt;!-- &lt;p&gt;이 문단은 주석 처리되어 보이지 않아요.&lt;/p&gt; --&gt;</w:t>
             </w:r>
           </w:p>
@@ -13557,7 +14545,7 @@
                 <w:sz w:val="17"/>
                 <w:szCs w:val="17"/>
               </w:rPr>
-              <w:t xml:space="preserve">13  </w:t>
+              <w:t xml:space="preserve">17  </w:t>
             </w:r>
             <w:r>
               <w:rPr>
@@ -13575,6 +14563,46 @@
             <w:r>
               <w:rPr>
                 <w:rFonts w:ascii="Consolas" w:cs="Consolas" w:eastAsia="맑은 고딕" w:hAnsi="Consolas"/>
+                <w:b w:val="false"/>
+                <w:bCs w:val="false"/>
+                <w:i/>
+                <w:iCs/>
+                <w:color w:val="6A9955"/>
+                <w:sz w:val="17"/>
+                <w:szCs w:val="17"/>
+              </w:rPr>
+              <w:t xml:space="preserve">&lt;!-- 문자 참조: &lt; 는 &amp;lt;, &gt; 는 &amp;gt;, &amp; 는 &amp;amp;, © 는 &amp;copy;, 띄어쓰기 칸은 &amp;nbsp; --&gt;</w:t>
+            </w:r>
+          </w:p>
+          <w:p>
+            <w:pPr>
+              <w:spacing w:after="0" w:line="252"/>
+            </w:pPr>
+            <w:r>
+              <w:rPr>
+                <w:rFonts w:ascii="Consolas" w:cs="Consolas" w:eastAsia="맑은 고딕" w:hAnsi="Consolas"/>
+                <w:color w:val="A0A0A0"/>
+                <w:sz w:val="17"/>
+                <w:szCs w:val="17"/>
+              </w:rPr>
+              <w:t xml:space="preserve">18  </w:t>
+            </w:r>
+            <w:r>
+              <w:rPr>
+                <w:rFonts w:ascii="Consolas" w:cs="Consolas" w:eastAsia="맑은 고딕" w:hAnsi="Consolas"/>
+                <w:b w:val="false"/>
+                <w:bCs w:val="false"/>
+                <w:i w:val="false"/>
+                <w:iCs w:val="false"/>
+                <w:color w:val="24292F"/>
+                <w:sz w:val="17"/>
+                <w:szCs w:val="17"/>
+              </w:rPr>
+              <w:t xml:space="preserve">  </w:t>
+            </w:r>
+            <w:r>
+              <w:rPr>
+                <w:rFonts w:ascii="Consolas" w:cs="Consolas" w:eastAsia="맑은 고딕" w:hAnsi="Consolas"/>
                 <w:b/>
                 <w:bCs/>
                 <w:i w:val="false"/>
@@ -13675,7 +14703,7 @@
                 <w:sz w:val="17"/>
                 <w:szCs w:val="17"/>
               </w:rPr>
-              <w:t xml:space="preserve">14  </w:t>
+              <w:t xml:space="preserve">19  </w:t>
             </w:r>
             <w:r>
               <w:rPr>
@@ -13715,7 +14743,7 @@
                 <w:sz w:val="17"/>
                 <w:szCs w:val="17"/>
               </w:rPr>
-              <w:t xml:space="preserve">15  </w:t>
+              <w:t xml:space="preserve">20  </w:t>
             </w:r>
             <w:r>
               <w:rPr>
@@ -13927,7 +14955,7 @@
                 <w:sz w:val="19"/>
                 <w:szCs w:val="19"/>
               </w:rPr>
-              <w:t xml:space="preserve">9</w:t>
+              <w:t xml:space="preserve">12</w:t>
             </w:r>
           </w:p>
         </w:tc>
@@ -14055,7 +15083,7 @@
                 <w:sz w:val="19"/>
                 <w:szCs w:val="19"/>
               </w:rPr>
-              <w:t xml:space="preserve">11</w:t>
+              <w:t xml:space="preserve">15</w:t>
             </w:r>
           </w:p>
         </w:tc>
@@ -14184,7 +15212,7 @@
                 <w:sz w:val="19"/>
                 <w:szCs w:val="19"/>
               </w:rPr>
-              <w:t xml:space="preserve">13</w:t>
+              <w:t xml:space="preserve">18</w:t>
             </w:r>
           </w:p>
         </w:tc>
@@ -16570,6 +17598,33 @@
             <w:r>
               <w:rPr>
                 <w:rFonts w:ascii="Consolas" w:cs="Consolas" w:eastAsia="맑은 고딕" w:hAnsi="Consolas"/>
+                <w:b w:val="false"/>
+                <w:bCs w:val="false"/>
+                <w:i/>
+                <w:iCs/>
+                <w:color w:val="6A9955"/>
+                <w:sz w:val="17"/>
+                <w:szCs w:val="17"/>
+              </w:rPr>
+              <w:t xml:space="preserve">&lt;!-- 이 문서는 HTML5 문서예요 (항상 맨 첫 줄) --&gt;</w:t>
+            </w:r>
+          </w:p>
+          <w:p>
+            <w:pPr>
+              <w:spacing w:after="0" w:line="252"/>
+            </w:pPr>
+            <w:r>
+              <w:rPr>
+                <w:rFonts w:ascii="Consolas" w:cs="Consolas" w:eastAsia="맑은 고딕" w:hAnsi="Consolas"/>
+                <w:color w:val="A0A0A0"/>
+                <w:sz w:val="17"/>
+                <w:szCs w:val="17"/>
+              </w:rPr>
+              <w:t xml:space="preserve"> 3  </w:t>
+            </w:r>
+            <w:r>
+              <w:rPr>
+                <w:rFonts w:ascii="Consolas" w:cs="Consolas" w:eastAsia="맑은 고딕" w:hAnsi="Consolas"/>
                 <w:b/>
                 <w:bCs/>
                 <w:i w:val="false"/>
@@ -16657,7 +17712,7 @@
                 <w:sz w:val="17"/>
                 <w:szCs w:val="17"/>
               </w:rPr>
-              <w:t xml:space="preserve"> 3  </w:t>
+              <w:t xml:space="preserve"> 4  </w:t>
             </w:r>
             <w:r>
               <w:rPr>
@@ -16697,7 +17752,7 @@
                 <w:sz w:val="17"/>
                 <w:szCs w:val="17"/>
               </w:rPr>
-              <w:t xml:space="preserve"> 4  </w:t>
+              <w:t xml:space="preserve"> 5  </w:t>
             </w:r>
             <w:r>
               <w:rPr>
@@ -16715,6 +17770,46 @@
             <w:r>
               <w:rPr>
                 <w:rFonts w:ascii="Consolas" w:cs="Consolas" w:eastAsia="맑은 고딕" w:hAnsi="Consolas"/>
+                <w:b w:val="false"/>
+                <w:bCs w:val="false"/>
+                <w:i/>
+                <w:iCs/>
+                <w:color w:val="6A9955"/>
+                <w:sz w:val="17"/>
+                <w:szCs w:val="17"/>
+              </w:rPr>
+              <w:t xml:space="preserve">&lt;!-- head: 화면에 보이지 않는 문서 정보 --&gt;</w:t>
+            </w:r>
+          </w:p>
+          <w:p>
+            <w:pPr>
+              <w:spacing w:after="0" w:line="252"/>
+            </w:pPr>
+            <w:r>
+              <w:rPr>
+                <w:rFonts w:ascii="Consolas" w:cs="Consolas" w:eastAsia="맑은 고딕" w:hAnsi="Consolas"/>
+                <w:color w:val="A0A0A0"/>
+                <w:sz w:val="17"/>
+                <w:szCs w:val="17"/>
+              </w:rPr>
+              <w:t xml:space="preserve"> 6  </w:t>
+            </w:r>
+            <w:r>
+              <w:rPr>
+                <w:rFonts w:ascii="Consolas" w:cs="Consolas" w:eastAsia="맑은 고딕" w:hAnsi="Consolas"/>
+                <w:b w:val="false"/>
+                <w:bCs w:val="false"/>
+                <w:i w:val="false"/>
+                <w:iCs w:val="false"/>
+                <w:color w:val="24292F"/>
+                <w:sz w:val="17"/>
+                <w:szCs w:val="17"/>
+              </w:rPr>
+              <w:t xml:space="preserve">  </w:t>
+            </w:r>
+            <w:r>
+              <w:rPr>
+                <w:rFonts w:ascii="Consolas" w:cs="Consolas" w:eastAsia="맑은 고딕" w:hAnsi="Consolas"/>
                 <w:b/>
                 <w:bCs/>
                 <w:i w:val="false"/>
@@ -16802,7 +17897,7 @@
                 <w:sz w:val="17"/>
                 <w:szCs w:val="17"/>
               </w:rPr>
-              <w:t xml:space="preserve"> 5  </w:t>
+              <w:t xml:space="preserve"> 7  </w:t>
             </w:r>
             <w:r>
               <w:rPr>
@@ -16959,7 +18054,7 @@
                 <w:sz w:val="17"/>
                 <w:szCs w:val="17"/>
               </w:rPr>
-              <w:t xml:space="preserve"> 6  </w:t>
+              <w:t xml:space="preserve"> 8  </w:t>
             </w:r>
             <w:r>
               <w:rPr>
@@ -17051,7 +18146,7 @@
                 <w:sz w:val="17"/>
                 <w:szCs w:val="17"/>
               </w:rPr>
-              <w:t xml:space="preserve"> 7  </w:t>
+              <w:t xml:space="preserve"> 9  </w:t>
             </w:r>
             <w:r>
               <w:rPr>
@@ -17091,7 +18186,7 @@
                 <w:sz w:val="17"/>
                 <w:szCs w:val="17"/>
               </w:rPr>
-              <w:t xml:space="preserve"> 8  </w:t>
+              <w:t xml:space="preserve">10  </w:t>
             </w:r>
             <w:r>
               <w:rPr>
@@ -17131,7 +18226,7 @@
                 <w:sz w:val="17"/>
                 <w:szCs w:val="17"/>
               </w:rPr>
-              <w:t xml:space="preserve"> 9  </w:t>
+              <w:t xml:space="preserve">11  </w:t>
             </w:r>
             <w:r>
               <w:rPr>
@@ -17149,6 +18244,46 @@
             <w:r>
               <w:rPr>
                 <w:rFonts w:ascii="Consolas" w:cs="Consolas" w:eastAsia="맑은 고딕" w:hAnsi="Consolas"/>
+                <w:b w:val="false"/>
+                <w:bCs w:val="false"/>
+                <w:i/>
+                <w:iCs/>
+                <w:color w:val="6A9955"/>
+                <w:sz w:val="17"/>
+                <w:szCs w:val="17"/>
+              </w:rPr>
+              <w:t xml:space="preserve">&lt;!-- body: 화면에 보이는 내용 --&gt;</w:t>
+            </w:r>
+          </w:p>
+          <w:p>
+            <w:pPr>
+              <w:spacing w:after="0" w:line="252"/>
+            </w:pPr>
+            <w:r>
+              <w:rPr>
+                <w:rFonts w:ascii="Consolas" w:cs="Consolas" w:eastAsia="맑은 고딕" w:hAnsi="Consolas"/>
+                <w:color w:val="A0A0A0"/>
+                <w:sz w:val="17"/>
+                <w:szCs w:val="17"/>
+              </w:rPr>
+              <w:t xml:space="preserve">12  </w:t>
+            </w:r>
+            <w:r>
+              <w:rPr>
+                <w:rFonts w:ascii="Consolas" w:cs="Consolas" w:eastAsia="맑은 고딕" w:hAnsi="Consolas"/>
+                <w:b w:val="false"/>
+                <w:bCs w:val="false"/>
+                <w:i w:val="false"/>
+                <w:iCs w:val="false"/>
+                <w:color w:val="24292F"/>
+                <w:sz w:val="17"/>
+                <w:szCs w:val="17"/>
+              </w:rPr>
+              <w:t xml:space="preserve">  </w:t>
+            </w:r>
+            <w:r>
+              <w:rPr>
+                <w:rFonts w:ascii="Consolas" w:cs="Consolas" w:eastAsia="맑은 고딕" w:hAnsi="Consolas"/>
                 <w:b/>
                 <w:bCs/>
                 <w:i w:val="false"/>
@@ -17223,7 +18358,7 @@
                 <w:sz w:val="17"/>
                 <w:szCs w:val="17"/>
               </w:rPr>
-              <w:t xml:space="preserve">10  </w:t>
+              <w:t xml:space="preserve">13  </w:t>
             </w:r>
             <w:r>
               <w:rPr>
@@ -17315,7 +18450,7 @@
                 <w:sz w:val="17"/>
                 <w:szCs w:val="17"/>
               </w:rPr>
-              <w:t xml:space="preserve">11  </w:t>
+              <w:t xml:space="preserve">14  </w:t>
             </w:r>
             <w:r>
               <w:rPr>
@@ -17407,7 +18542,7 @@
                 <w:sz w:val="17"/>
                 <w:szCs w:val="17"/>
               </w:rPr>
-              <w:t xml:space="preserve">12  </w:t>
+              <w:t xml:space="preserve">15  </w:t>
             </w:r>
             <w:r>
               <w:rPr>
@@ -17499,7 +18634,7 @@
                 <w:sz w:val="17"/>
                 <w:szCs w:val="17"/>
               </w:rPr>
-              <w:t xml:space="preserve">13  </w:t>
+              <w:t xml:space="preserve">16  </w:t>
             </w:r>
             <w:r>
               <w:rPr>
@@ -17669,7 +18804,7 @@
                 <w:sz w:val="17"/>
                 <w:szCs w:val="17"/>
               </w:rPr>
-              <w:t xml:space="preserve">14  </w:t>
+              <w:t xml:space="preserve">17  </w:t>
             </w:r>
             <w:r>
               <w:rPr>
@@ -17709,7 +18844,7 @@
                 <w:sz w:val="17"/>
                 <w:szCs w:val="17"/>
               </w:rPr>
-              <w:t xml:space="preserve">15  </w:t>
+              <w:t xml:space="preserve">18  </w:t>
             </w:r>
             <w:r>
               <w:rPr>
@@ -17961,6 +19096,33 @@
             <w:r>
               <w:rPr>
                 <w:rFonts w:ascii="Consolas" w:cs="Consolas" w:eastAsia="맑은 고딕" w:hAnsi="Consolas"/>
+                <w:b w:val="false"/>
+                <w:bCs w:val="false"/>
+                <w:i/>
+                <w:iCs/>
+                <w:color w:val="6A9955"/>
+                <w:sz w:val="17"/>
+                <w:szCs w:val="17"/>
+              </w:rPr>
+              <w:t xml:space="preserve">&lt;!-- 이 문서는 HTML5 문서예요 (항상 맨 첫 줄) --&gt;</w:t>
+            </w:r>
+          </w:p>
+          <w:p>
+            <w:pPr>
+              <w:spacing w:after="0" w:line="252"/>
+            </w:pPr>
+            <w:r>
+              <w:rPr>
+                <w:rFonts w:ascii="Consolas" w:cs="Consolas" w:eastAsia="맑은 고딕" w:hAnsi="Consolas"/>
+                <w:color w:val="A0A0A0"/>
+                <w:sz w:val="17"/>
+                <w:szCs w:val="17"/>
+              </w:rPr>
+              <w:t xml:space="preserve"> 3  </w:t>
+            </w:r>
+            <w:r>
+              <w:rPr>
+                <w:rFonts w:ascii="Consolas" w:cs="Consolas" w:eastAsia="맑은 고딕" w:hAnsi="Consolas"/>
                 <w:b/>
                 <w:bCs/>
                 <w:i w:val="false"/>
@@ -18048,7 +19210,7 @@
                 <w:sz w:val="17"/>
                 <w:szCs w:val="17"/>
               </w:rPr>
-              <w:t xml:space="preserve"> 3  </w:t>
+              <w:t xml:space="preserve"> 4  </w:t>
             </w:r>
             <w:r>
               <w:rPr>
@@ -18088,7 +19250,7 @@
                 <w:sz w:val="17"/>
                 <w:szCs w:val="17"/>
               </w:rPr>
-              <w:t xml:space="preserve"> 4  </w:t>
+              <w:t xml:space="preserve"> 5  </w:t>
             </w:r>
             <w:r>
               <w:rPr>
@@ -18106,6 +19268,46 @@
             <w:r>
               <w:rPr>
                 <w:rFonts w:ascii="Consolas" w:cs="Consolas" w:eastAsia="맑은 고딕" w:hAnsi="Consolas"/>
+                <w:b w:val="false"/>
+                <w:bCs w:val="false"/>
+                <w:i/>
+                <w:iCs/>
+                <w:color w:val="6A9955"/>
+                <w:sz w:val="17"/>
+                <w:szCs w:val="17"/>
+              </w:rPr>
+              <w:t xml:space="preserve">&lt;!-- head: 화면에 보이지 않는 문서 정보 --&gt;</w:t>
+            </w:r>
+          </w:p>
+          <w:p>
+            <w:pPr>
+              <w:spacing w:after="0" w:line="252"/>
+            </w:pPr>
+            <w:r>
+              <w:rPr>
+                <w:rFonts w:ascii="Consolas" w:cs="Consolas" w:eastAsia="맑은 고딕" w:hAnsi="Consolas"/>
+                <w:color w:val="A0A0A0"/>
+                <w:sz w:val="17"/>
+                <w:szCs w:val="17"/>
+              </w:rPr>
+              <w:t xml:space="preserve"> 6  </w:t>
+            </w:r>
+            <w:r>
+              <w:rPr>
+                <w:rFonts w:ascii="Consolas" w:cs="Consolas" w:eastAsia="맑은 고딕" w:hAnsi="Consolas"/>
+                <w:b w:val="false"/>
+                <w:bCs w:val="false"/>
+                <w:i w:val="false"/>
+                <w:iCs w:val="false"/>
+                <w:color w:val="24292F"/>
+                <w:sz w:val="17"/>
+                <w:szCs w:val="17"/>
+              </w:rPr>
+              <w:t xml:space="preserve">  </w:t>
+            </w:r>
+            <w:r>
+              <w:rPr>
+                <w:rFonts w:ascii="Consolas" w:cs="Consolas" w:eastAsia="맑은 고딕" w:hAnsi="Consolas"/>
                 <w:b/>
                 <w:bCs/>
                 <w:i w:val="false"/>
@@ -18193,7 +19395,7 @@
                 <w:sz w:val="17"/>
                 <w:szCs w:val="17"/>
               </w:rPr>
-              <w:t xml:space="preserve"> 5  </w:t>
+              <w:t xml:space="preserve"> 7  </w:t>
             </w:r>
             <w:r>
               <w:rPr>
@@ -18350,7 +19552,7 @@
                 <w:sz w:val="17"/>
                 <w:szCs w:val="17"/>
               </w:rPr>
-              <w:t xml:space="preserve"> 6  </w:t>
+              <w:t xml:space="preserve"> 8  </w:t>
             </w:r>
             <w:r>
               <w:rPr>
@@ -18442,7 +19644,7 @@
                 <w:sz w:val="17"/>
                 <w:szCs w:val="17"/>
               </w:rPr>
-              <w:t xml:space="preserve"> 7  </w:t>
+              <w:t xml:space="preserve"> 9  </w:t>
             </w:r>
             <w:r>
               <w:rPr>
@@ -18482,7 +19684,7 @@
                 <w:sz w:val="17"/>
                 <w:szCs w:val="17"/>
               </w:rPr>
-              <w:t xml:space="preserve"> 8  </w:t>
+              <w:t xml:space="preserve">10  </w:t>
             </w:r>
             <w:r>
               <w:rPr>
@@ -18522,7 +19724,7 @@
                 <w:sz w:val="17"/>
                 <w:szCs w:val="17"/>
               </w:rPr>
-              <w:t xml:space="preserve"> 9  </w:t>
+              <w:t xml:space="preserve">11  </w:t>
             </w:r>
             <w:r>
               <w:rPr>
@@ -18540,6 +19742,46 @@
             <w:r>
               <w:rPr>
                 <w:rFonts w:ascii="Consolas" w:cs="Consolas" w:eastAsia="맑은 고딕" w:hAnsi="Consolas"/>
+                <w:b w:val="false"/>
+                <w:bCs w:val="false"/>
+                <w:i/>
+                <w:iCs/>
+                <w:color w:val="6A9955"/>
+                <w:sz w:val="17"/>
+                <w:szCs w:val="17"/>
+              </w:rPr>
+              <w:t xml:space="preserve">&lt;!-- body: 화면에 보이는 내용 --&gt;</w:t>
+            </w:r>
+          </w:p>
+          <w:p>
+            <w:pPr>
+              <w:spacing w:after="0" w:line="252"/>
+            </w:pPr>
+            <w:r>
+              <w:rPr>
+                <w:rFonts w:ascii="Consolas" w:cs="Consolas" w:eastAsia="맑은 고딕" w:hAnsi="Consolas"/>
+                <w:color w:val="A0A0A0"/>
+                <w:sz w:val="17"/>
+                <w:szCs w:val="17"/>
+              </w:rPr>
+              <w:t xml:space="preserve">12  </w:t>
+            </w:r>
+            <w:r>
+              <w:rPr>
+                <w:rFonts w:ascii="Consolas" w:cs="Consolas" w:eastAsia="맑은 고딕" w:hAnsi="Consolas"/>
+                <w:b w:val="false"/>
+                <w:bCs w:val="false"/>
+                <w:i w:val="false"/>
+                <w:iCs w:val="false"/>
+                <w:color w:val="24292F"/>
+                <w:sz w:val="17"/>
+                <w:szCs w:val="17"/>
+              </w:rPr>
+              <w:t xml:space="preserve">  </w:t>
+            </w:r>
+            <w:r>
+              <w:rPr>
+                <w:rFonts w:ascii="Consolas" w:cs="Consolas" w:eastAsia="맑은 고딕" w:hAnsi="Consolas"/>
                 <w:b/>
                 <w:bCs/>
                 <w:i w:val="false"/>
@@ -18614,7 +19856,7 @@
                 <w:sz w:val="17"/>
                 <w:szCs w:val="17"/>
               </w:rPr>
-              <w:t xml:space="preserve">10  </w:t>
+              <w:t xml:space="preserve">13  </w:t>
             </w:r>
             <w:r>
               <w:rPr>
@@ -18823,7 +20065,7 @@
                 <w:sz w:val="17"/>
                 <w:szCs w:val="17"/>
               </w:rPr>
-              <w:t xml:space="preserve">11  </w:t>
+              <w:t xml:space="preserve">14  </w:t>
             </w:r>
             <w:r>
               <w:rPr>
@@ -19084,7 +20326,7 @@
                 <w:sz w:val="17"/>
                 <w:szCs w:val="17"/>
               </w:rPr>
-              <w:t xml:space="preserve">12  </w:t>
+              <w:t xml:space="preserve">15  </w:t>
             </w:r>
             <w:r>
               <w:rPr>
@@ -19137,7 +20379,7 @@
                 <w:sz w:val="17"/>
                 <w:szCs w:val="17"/>
               </w:rPr>
-              <w:t xml:space="preserve">13  </w:t>
+              <w:t xml:space="preserve">16  </w:t>
             </w:r>
             <w:r>
               <w:rPr>
@@ -19177,7 +20419,7 @@
                 <w:sz w:val="17"/>
                 <w:szCs w:val="17"/>
               </w:rPr>
-              <w:t xml:space="preserve">14  </w:t>
+              <w:t xml:space="preserve">17  </w:t>
             </w:r>
             <w:r>
               <w:rPr>

--- a/html_css/01_HTML_시작하기/01_HTML_시작하기_교안.docx
+++ b/html_css/01_HTML_시작하기/01_HTML_시작하기_교안.docx
@@ -3766,7 +3766,7 @@
                 <w:sz w:val="19"/>
                 <w:szCs w:val="19"/>
               </w:rPr>
-              <w:t xml:space="preserve">휴대폰에서 화면 폭에 맞게 보이도록 (9장 반응형)</w:t>
+              <w:t xml:space="preserve">휴대폰에서도 글자가 너무 작게 보이지 않게 하는 줄 (모든 페이지에 항상 넣어 두세요)</w:t>
             </w:r>
           </w:p>
         </w:tc>
@@ -15790,75 +15790,6 @@
                 <w:szCs w:val="19"/>
               </w:rPr>
               <w:t xml:space="preserve">서버와 주고받은 요청 보기 (10장)</w:t>
-            </w:r>
-          </w:p>
-        </w:tc>
-      </w:tr>
-      <w:tr>
-        <w:trPr>
-          <w:cantSplit/>
-        </w:trPr>
-        <w:tc>
-          <w:tcPr>
-            <w:tcW w:type="dxa" w:w="3373"/>
-            <w:tcBorders>
-              <w:top w:val="single" w:color="BFBFBF" w:sz="4"/>
-              <w:left w:val="single" w:color="BFBFBF" w:sz="4"/>
-              <w:bottom w:val="single" w:color="BFBFBF" w:sz="4"/>
-              <w:right w:val="single" w:color="BFBFBF" w:sz="4"/>
-            </w:tcBorders>
-            <w:shd w:fill="FFFFFF" w:color="auto" w:val="clear"/>
-            <w:tcMar>
-              <w:top w:type="dxa" w:w="60"/>
-              <w:left w:type="dxa" w:w="100"/>
-              <w:bottom w:type="dxa" w:w="60"/>
-              <w:right w:type="dxa" w:w="100"/>
-            </w:tcMar>
-            <w:vAlign w:val="center"/>
-          </w:tcPr>
-          <w:p>
-            <w:pPr>
-              <w:spacing w:after="0" w:line="264"/>
-              <w:jc w:val="left"/>
-            </w:pPr>
-            <w:r>
-              <w:rPr>
-                <w:sz w:val="19"/>
-                <w:szCs w:val="19"/>
-              </w:rPr>
-              <w:t xml:space="preserve">기기 툴바 (Ctrl + Shift + M)</w:t>
-            </w:r>
-          </w:p>
-        </w:tc>
-        <w:tc>
-          <w:tcPr>
-            <w:tcW w:type="dxa" w:w="6265"/>
-            <w:tcBorders>
-              <w:top w:val="single" w:color="BFBFBF" w:sz="4"/>
-              <w:left w:val="single" w:color="BFBFBF" w:sz="4"/>
-              <w:bottom w:val="single" w:color="BFBFBF" w:sz="4"/>
-              <w:right w:val="single" w:color="BFBFBF" w:sz="4"/>
-            </w:tcBorders>
-            <w:shd w:fill="FFFFFF" w:color="auto" w:val="clear"/>
-            <w:tcMar>
-              <w:top w:type="dxa" w:w="60"/>
-              <w:left w:type="dxa" w:w="100"/>
-              <w:bottom w:type="dxa" w:w="60"/>
-              <w:right w:type="dxa" w:w="100"/>
-            </w:tcMar>
-            <w:vAlign w:val="center"/>
-          </w:tcPr>
-          <w:p>
-            <w:pPr>
-              <w:spacing w:after="0" w:line="264"/>
-              <w:jc w:val="left"/>
-            </w:pPr>
-            <w:r>
-              <w:rPr>
-                <w:sz w:val="19"/>
-                <w:szCs w:val="19"/>
-              </w:rPr>
-              <w:t xml:space="preserve">휴대폰 화면 크기로 보기 (9장)</w:t>
             </w:r>
           </w:p>
         </w:tc>
